--- a/data/03_investment_memo/investment_memo_16.docx
+++ b/data/03_investment_memo/investment_memo_16.docx
@@ -21,9 +21,33 @@
     <w:p>
       <w:r>
         <w:br/>
-        <w:t>华辰资本旗下的 HC Global Macro Fund 在最近的资产配置会议中</w:t>
+        <w:t>方正科技信息有限公司 是中国 消费科技 行业的重要企业之一。</w:t>
         <w:br/>
-        <w:t>讨论了 云计算 行业的投资机会，并对 立信电子网络有限公司</w:t>
+        <w:t>根据华辰资本 资产配置委员会 的研究，该公司成立于 2006 年，</w:t>
+        <w:br/>
+        <w:t>目前员工规模约 4942 人。公司近年来持续加大研发投入，</w:t>
+        <w:br/>
+        <w:t>在核心技术方面形成了较强的竞争壁垒。</w:t>
+        <w:br/>
+      </w:r>
+    </w:p>
+    <w:p>
+      <w:r>
+        <w:br/>
+        <w:t>根据内部财务模型测算，昊嘉科技有限公司 在未来三年</w:t>
+        <w:br/>
+        <w:t>收入复合增长率预计可达到 15% 左右。</w:t>
+        <w:br/>
+        <w:t>该预测基于行业需求增长以及公司产能扩张计划。</w:t>
+        <w:br/>
+      </w:r>
+    </w:p>
+    <w:p>
+      <w:r>
+        <w:br/>
+        <w:t>华辰资本旗下的 HC Alpha Growth Fund 在最近的资产配置会议中</w:t>
+        <w:br/>
+        <w:t>讨论了 半导体 行业的投资机会，并对 雨林木风计算机科技有限公司</w:t>
         <w:br/>
         <w:t>进行了重点评估。</w:t>
         <w:br/>
@@ -32,7 +56,2378 @@
     <w:p>
       <w:r>
         <w:br/>
-        <w:t>风险管理部认为，新能源 行业仍然面临若干</w:t>
+        <w:t>华辰资本旗下的 HC AI Innovation Fund 在最近的资产配置会议中</w:t>
+        <w:br/>
+        <w:t>讨论了 消费科技 行业的投资机会，并对 华泰通安传媒有限公司</w:t>
+        <w:br/>
+        <w:t>进行了重点评估。</w:t>
+        <w:br/>
+      </w:r>
+    </w:p>
+    <w:p>
+      <w:r>
+        <w:br/>
+        <w:t>九方传媒有限公司 是中国 医疗科技 行业的重要企业之一。</w:t>
+        <w:br/>
+        <w:t>根据华辰资本 资产配置委员会 的研究，该公司成立于 2014 年，</w:t>
+        <w:br/>
+        <w:t>目前员工规模约 2973 人。公司近年来持续加大研发投入，</w:t>
+        <w:br/>
+        <w:t>在核心技术方面形成了较强的竞争壁垒。</w:t>
+        <w:br/>
+      </w:r>
+    </w:p>
+    <w:p>
+      <w:r>
+        <w:br/>
+        <w:t>华成育卓科技有限公司 是中国 医疗科技 行业的重要企业之一。</w:t>
+        <w:br/>
+        <w:t>根据华辰资本 投资委员会 的研究，该公司成立于 2020 年，</w:t>
+        <w:br/>
+        <w:t>目前员工规模约 650 人。公司近年来持续加大研发投入，</w:t>
+        <w:br/>
+        <w:t>在核心技术方面形成了较强的竞争壁垒。</w:t>
+        <w:br/>
+      </w:r>
+    </w:p>
+    <w:p>
+      <w:r>
+        <w:br/>
+        <w:t>华辰资本旗下的 HC Quant Arbitrage Fund 在最近的资产配置会议中</w:t>
+        <w:br/>
+        <w:t>讨论了 医疗科技 行业的投资机会，并对 昊嘉科技有限公司</w:t>
+        <w:br/>
+        <w:t>进行了重点评估。</w:t>
+        <w:br/>
+      </w:r>
+    </w:p>
+    <w:p>
+      <w:r>
+        <w:br/>
+        <w:t>从产业链角度看，云计算 行业主要由上游设备厂商、</w:t>
+        <w:br/>
+        <w:t>中游平台企业以及下游应用厂商组成。</w:t>
+        <w:br/>
+        <w:t>泰麒麟网络有限公司 主要位于产业链的 上游 环节。</w:t>
+        <w:br/>
+      </w:r>
+    </w:p>
+    <w:tbl>
+      <w:tblPr>
+        <w:tblW w:type="auto" w:w="0"/>
+        <w:tblLook w:firstColumn="1" w:firstRow="1" w:lastColumn="0" w:lastRow="0" w:noHBand="0" w:noVBand="1" w:val="04A0"/>
+      </w:tblPr>
+      <w:tblGrid>
+        <w:gridCol w:w="2160"/>
+        <w:gridCol w:w="2160"/>
+        <w:gridCol w:w="2160"/>
+        <w:gridCol w:w="2160"/>
+      </w:tblGrid>
+      <w:tr>
+        <w:tc>
+          <w:tcPr>
+            <w:tcW w:type="dxa" w:w="2160"/>
+          </w:tcPr>
+          <w:p>
+            <w:r>
+              <w:t>公司</w:t>
+            </w:r>
+          </w:p>
+        </w:tc>
+        <w:tc>
+          <w:tcPr>
+            <w:tcW w:type="dxa" w:w="2160"/>
+          </w:tcPr>
+          <w:p>
+            <w:r>
+              <w:t>行业</w:t>
+            </w:r>
+          </w:p>
+        </w:tc>
+        <w:tc>
+          <w:tcPr>
+            <w:tcW w:type="dxa" w:w="2160"/>
+          </w:tcPr>
+          <w:p>
+            <w:r>
+              <w:t>市值</w:t>
+            </w:r>
+          </w:p>
+        </w:tc>
+        <w:tc>
+          <w:tcPr>
+            <w:tcW w:type="dxa" w:w="2160"/>
+          </w:tcPr>
+          <w:p>
+            <w:r>
+              <w:t>增长率</w:t>
+            </w:r>
+          </w:p>
+        </w:tc>
+      </w:tr>
+      <w:tr>
+        <w:tc>
+          <w:tcPr>
+            <w:tcW w:type="dxa" w:w="2160"/>
+          </w:tcPr>
+          <w:p>
+            <w:r>
+              <w:t>富罳网络有限公司</w:t>
+            </w:r>
+          </w:p>
+        </w:tc>
+        <w:tc>
+          <w:tcPr>
+            <w:tcW w:type="dxa" w:w="2160"/>
+          </w:tcPr>
+          <w:p>
+            <w:r>
+              <w:t>新能源</w:t>
+            </w:r>
+          </w:p>
+        </w:tc>
+        <w:tc>
+          <w:tcPr>
+            <w:tcW w:type="dxa" w:w="2160"/>
+          </w:tcPr>
+          <w:p>
+            <w:r>
+              <w:t>532亿</w:t>
+            </w:r>
+          </w:p>
+        </w:tc>
+        <w:tc>
+          <w:tcPr>
+            <w:tcW w:type="dxa" w:w="2160"/>
+          </w:tcPr>
+          <w:p>
+            <w:r>
+              <w:t>23%</w:t>
+            </w:r>
+          </w:p>
+        </w:tc>
+      </w:tr>
+      <w:tr>
+        <w:tc>
+          <w:tcPr>
+            <w:tcW w:type="dxa" w:w="2160"/>
+          </w:tcPr>
+          <w:p>
+            <w:r>
+              <w:t>创联世纪信息有限公司</w:t>
+            </w:r>
+          </w:p>
+        </w:tc>
+        <w:tc>
+          <w:tcPr>
+            <w:tcW w:type="dxa" w:w="2160"/>
+          </w:tcPr>
+          <w:p>
+            <w:r>
+              <w:t>云计算</w:t>
+            </w:r>
+          </w:p>
+        </w:tc>
+        <w:tc>
+          <w:tcPr>
+            <w:tcW w:type="dxa" w:w="2160"/>
+          </w:tcPr>
+          <w:p>
+            <w:r>
+              <w:t>739亿</w:t>
+            </w:r>
+          </w:p>
+        </w:tc>
+        <w:tc>
+          <w:tcPr>
+            <w:tcW w:type="dxa" w:w="2160"/>
+          </w:tcPr>
+          <w:p>
+            <w:r>
+              <w:t>29%</w:t>
+            </w:r>
+          </w:p>
+        </w:tc>
+      </w:tr>
+      <w:tr>
+        <w:tc>
+          <w:tcPr>
+            <w:tcW w:type="dxa" w:w="2160"/>
+          </w:tcPr>
+          <w:p>
+            <w:r>
+              <w:t>创联世纪信息有限公司</w:t>
+            </w:r>
+          </w:p>
+        </w:tc>
+        <w:tc>
+          <w:tcPr>
+            <w:tcW w:type="dxa" w:w="2160"/>
+          </w:tcPr>
+          <w:p>
+            <w:r>
+              <w:t>云计算</w:t>
+            </w:r>
+          </w:p>
+        </w:tc>
+        <w:tc>
+          <w:tcPr>
+            <w:tcW w:type="dxa" w:w="2160"/>
+          </w:tcPr>
+          <w:p>
+            <w:r>
+              <w:t>748亿</w:t>
+            </w:r>
+          </w:p>
+        </w:tc>
+        <w:tc>
+          <w:tcPr>
+            <w:tcW w:type="dxa" w:w="2160"/>
+          </w:tcPr>
+          <w:p>
+            <w:r>
+              <w:t>9%</w:t>
+            </w:r>
+          </w:p>
+        </w:tc>
+      </w:tr>
+      <w:tr>
+        <w:tc>
+          <w:tcPr>
+            <w:tcW w:type="dxa" w:w="2160"/>
+          </w:tcPr>
+          <w:p>
+            <w:r>
+              <w:t>九方传媒有限公司</w:t>
+            </w:r>
+          </w:p>
+        </w:tc>
+        <w:tc>
+          <w:tcPr>
+            <w:tcW w:type="dxa" w:w="2160"/>
+          </w:tcPr>
+          <w:p>
+            <w:r>
+              <w:t>医疗科技</w:t>
+            </w:r>
+          </w:p>
+        </w:tc>
+        <w:tc>
+          <w:tcPr>
+            <w:tcW w:type="dxa" w:w="2160"/>
+          </w:tcPr>
+          <w:p>
+            <w:r>
+              <w:t>224亿</w:t>
+            </w:r>
+          </w:p>
+        </w:tc>
+        <w:tc>
+          <w:tcPr>
+            <w:tcW w:type="dxa" w:w="2160"/>
+          </w:tcPr>
+          <w:p>
+            <w:r>
+              <w:t>27%</w:t>
+            </w:r>
+          </w:p>
+        </w:tc>
+      </w:tr>
+      <w:tr>
+        <w:tc>
+          <w:tcPr>
+            <w:tcW w:type="dxa" w:w="2160"/>
+          </w:tcPr>
+          <w:p>
+            <w:r>
+              <w:t>佳禾传媒有限公司</w:t>
+            </w:r>
+          </w:p>
+        </w:tc>
+        <w:tc>
+          <w:tcPr>
+            <w:tcW w:type="dxa" w:w="2160"/>
+          </w:tcPr>
+          <w:p>
+            <w:r>
+              <w:t>云计算</w:t>
+            </w:r>
+          </w:p>
+        </w:tc>
+        <w:tc>
+          <w:tcPr>
+            <w:tcW w:type="dxa" w:w="2160"/>
+          </w:tcPr>
+          <w:p>
+            <w:r>
+              <w:t>569亿</w:t>
+            </w:r>
+          </w:p>
+        </w:tc>
+        <w:tc>
+          <w:tcPr>
+            <w:tcW w:type="dxa" w:w="2160"/>
+          </w:tcPr>
+          <w:p>
+            <w:r>
+              <w:t>19%</w:t>
+            </w:r>
+          </w:p>
+        </w:tc>
+      </w:tr>
+      <w:tr>
+        <w:tc>
+          <w:tcPr>
+            <w:tcW w:type="dxa" w:w="2160"/>
+          </w:tcPr>
+          <w:p>
+            <w:r>
+              <w:t>毕博诚信息有限公司</w:t>
+            </w:r>
+          </w:p>
+        </w:tc>
+        <w:tc>
+          <w:tcPr>
+            <w:tcW w:type="dxa" w:w="2160"/>
+          </w:tcPr>
+          <w:p>
+            <w:r>
+              <w:t>机器人</w:t>
+            </w:r>
+          </w:p>
+        </w:tc>
+        <w:tc>
+          <w:tcPr>
+            <w:tcW w:type="dxa" w:w="2160"/>
+          </w:tcPr>
+          <w:p>
+            <w:r>
+              <w:t>569亿</w:t>
+            </w:r>
+          </w:p>
+        </w:tc>
+        <w:tc>
+          <w:tcPr>
+            <w:tcW w:type="dxa" w:w="2160"/>
+          </w:tcPr>
+          <w:p>
+            <w:r>
+              <w:t>27%</w:t>
+            </w:r>
+          </w:p>
+        </w:tc>
+      </w:tr>
+      <w:tr>
+        <w:tc>
+          <w:tcPr>
+            <w:tcW w:type="dxa" w:w="2160"/>
+          </w:tcPr>
+          <w:p>
+            <w:r>
+              <w:t>良诺科技有限公司</w:t>
+            </w:r>
+          </w:p>
+        </w:tc>
+        <w:tc>
+          <w:tcPr>
+            <w:tcW w:type="dxa" w:w="2160"/>
+          </w:tcPr>
+          <w:p>
+            <w:r>
+              <w:t>云计算</w:t>
+            </w:r>
+          </w:p>
+        </w:tc>
+        <w:tc>
+          <w:tcPr>
+            <w:tcW w:type="dxa" w:w="2160"/>
+          </w:tcPr>
+          <w:p>
+            <w:r>
+              <w:t>624亿</w:t>
+            </w:r>
+          </w:p>
+        </w:tc>
+        <w:tc>
+          <w:tcPr>
+            <w:tcW w:type="dxa" w:w="2160"/>
+          </w:tcPr>
+          <w:p>
+            <w:r>
+              <w:t>7%</w:t>
+            </w:r>
+          </w:p>
+        </w:tc>
+      </w:tr>
+      <w:tr>
+        <w:tc>
+          <w:tcPr>
+            <w:tcW w:type="dxa" w:w="2160"/>
+          </w:tcPr>
+          <w:p>
+            <w:r>
+              <w:t>创汇传媒有限公司</w:t>
+            </w:r>
+          </w:p>
+        </w:tc>
+        <w:tc>
+          <w:tcPr>
+            <w:tcW w:type="dxa" w:w="2160"/>
+          </w:tcPr>
+          <w:p>
+            <w:r>
+              <w:t>新能源</w:t>
+            </w:r>
+          </w:p>
+        </w:tc>
+        <w:tc>
+          <w:tcPr>
+            <w:tcW w:type="dxa" w:w="2160"/>
+          </w:tcPr>
+          <w:p>
+            <w:r>
+              <w:t>137亿</w:t>
+            </w:r>
+          </w:p>
+        </w:tc>
+        <w:tc>
+          <w:tcPr>
+            <w:tcW w:type="dxa" w:w="2160"/>
+          </w:tcPr>
+          <w:p>
+            <w:r>
+              <w:t>10%</w:t>
+            </w:r>
+          </w:p>
+        </w:tc>
+      </w:tr>
+      <w:tr>
+        <w:tc>
+          <w:tcPr>
+            <w:tcW w:type="dxa" w:w="2160"/>
+          </w:tcPr>
+          <w:p>
+            <w:r>
+              <w:t>雨林木风计算机科技有限公司</w:t>
+            </w:r>
+          </w:p>
+        </w:tc>
+        <w:tc>
+          <w:tcPr>
+            <w:tcW w:type="dxa" w:w="2160"/>
+          </w:tcPr>
+          <w:p>
+            <w:r>
+              <w:t>半导体</w:t>
+            </w:r>
+          </w:p>
+        </w:tc>
+        <w:tc>
+          <w:tcPr>
+            <w:tcW w:type="dxa" w:w="2160"/>
+          </w:tcPr>
+          <w:p>
+            <w:r>
+              <w:t>574亿</w:t>
+            </w:r>
+          </w:p>
+        </w:tc>
+        <w:tc>
+          <w:tcPr>
+            <w:tcW w:type="dxa" w:w="2160"/>
+          </w:tcPr>
+          <w:p>
+            <w:r>
+              <w:t>13%</w:t>
+            </w:r>
+          </w:p>
+        </w:tc>
+      </w:tr>
+      <w:tr>
+        <w:tc>
+          <w:tcPr>
+            <w:tcW w:type="dxa" w:w="2160"/>
+          </w:tcPr>
+          <w:p>
+            <w:r>
+              <w:t>方正科技信息有限公司</w:t>
+            </w:r>
+          </w:p>
+        </w:tc>
+        <w:tc>
+          <w:tcPr>
+            <w:tcW w:type="dxa" w:w="2160"/>
+          </w:tcPr>
+          <w:p>
+            <w:r>
+              <w:t>消费科技</w:t>
+            </w:r>
+          </w:p>
+        </w:tc>
+        <w:tc>
+          <w:tcPr>
+            <w:tcW w:type="dxa" w:w="2160"/>
+          </w:tcPr>
+          <w:p>
+            <w:r>
+              <w:t>364亿</w:t>
+            </w:r>
+          </w:p>
+        </w:tc>
+        <w:tc>
+          <w:tcPr>
+            <w:tcW w:type="dxa" w:w="2160"/>
+          </w:tcPr>
+          <w:p>
+            <w:r>
+              <w:t>7%</w:t>
+            </w:r>
+          </w:p>
+        </w:tc>
+      </w:tr>
+      <w:tr>
+        <w:tc>
+          <w:tcPr>
+            <w:tcW w:type="dxa" w:w="2160"/>
+          </w:tcPr>
+          <w:p>
+            <w:r>
+              <w:t>昊嘉科技有限公司</w:t>
+            </w:r>
+          </w:p>
+        </w:tc>
+        <w:tc>
+          <w:tcPr>
+            <w:tcW w:type="dxa" w:w="2160"/>
+          </w:tcPr>
+          <w:p>
+            <w:r>
+              <w:t>医疗科技</w:t>
+            </w:r>
+          </w:p>
+        </w:tc>
+        <w:tc>
+          <w:tcPr>
+            <w:tcW w:type="dxa" w:w="2160"/>
+          </w:tcPr>
+          <w:p>
+            <w:r>
+              <w:t>668亿</w:t>
+            </w:r>
+          </w:p>
+        </w:tc>
+        <w:tc>
+          <w:tcPr>
+            <w:tcW w:type="dxa" w:w="2160"/>
+          </w:tcPr>
+          <w:p>
+            <w:r>
+              <w:t>29%</w:t>
+            </w:r>
+          </w:p>
+        </w:tc>
+      </w:tr>
+      <w:tr>
+        <w:tc>
+          <w:tcPr>
+            <w:tcW w:type="dxa" w:w="2160"/>
+          </w:tcPr>
+          <w:p>
+            <w:r>
+              <w:t>昂歌信息信息有限公司</w:t>
+            </w:r>
+          </w:p>
+        </w:tc>
+        <w:tc>
+          <w:tcPr>
+            <w:tcW w:type="dxa" w:w="2160"/>
+          </w:tcPr>
+          <w:p>
+            <w:r>
+              <w:t>消费科技</w:t>
+            </w:r>
+          </w:p>
+        </w:tc>
+        <w:tc>
+          <w:tcPr>
+            <w:tcW w:type="dxa" w:w="2160"/>
+          </w:tcPr>
+          <w:p>
+            <w:r>
+              <w:t>583亿</w:t>
+            </w:r>
+          </w:p>
+        </w:tc>
+        <w:tc>
+          <w:tcPr>
+            <w:tcW w:type="dxa" w:w="2160"/>
+          </w:tcPr>
+          <w:p>
+            <w:r>
+              <w:t>9%</w:t>
+            </w:r>
+          </w:p>
+        </w:tc>
+      </w:tr>
+      <w:tr>
+        <w:tc>
+          <w:tcPr>
+            <w:tcW w:type="dxa" w:w="2160"/>
+          </w:tcPr>
+          <w:p>
+            <w:r>
+              <w:t>方正科技传媒有限公司</w:t>
+            </w:r>
+          </w:p>
+        </w:tc>
+        <w:tc>
+          <w:tcPr>
+            <w:tcW w:type="dxa" w:w="2160"/>
+          </w:tcPr>
+          <w:p>
+            <w:r>
+              <w:t>人工智能</w:t>
+            </w:r>
+          </w:p>
+        </w:tc>
+        <w:tc>
+          <w:tcPr>
+            <w:tcW w:type="dxa" w:w="2160"/>
+          </w:tcPr>
+          <w:p>
+            <w:r>
+              <w:t>648亿</w:t>
+            </w:r>
+          </w:p>
+        </w:tc>
+        <w:tc>
+          <w:tcPr>
+            <w:tcW w:type="dxa" w:w="2160"/>
+          </w:tcPr>
+          <w:p>
+            <w:r>
+              <w:t>16%</w:t>
+            </w:r>
+          </w:p>
+        </w:tc>
+      </w:tr>
+      <w:tr>
+        <w:tc>
+          <w:tcPr>
+            <w:tcW w:type="dxa" w:w="2160"/>
+          </w:tcPr>
+          <w:p>
+            <w:r>
+              <w:t>明腾传媒有限公司</w:t>
+            </w:r>
+          </w:p>
+        </w:tc>
+        <w:tc>
+          <w:tcPr>
+            <w:tcW w:type="dxa" w:w="2160"/>
+          </w:tcPr>
+          <w:p>
+            <w:r>
+              <w:t>人工智能</w:t>
+            </w:r>
+          </w:p>
+        </w:tc>
+        <w:tc>
+          <w:tcPr>
+            <w:tcW w:type="dxa" w:w="2160"/>
+          </w:tcPr>
+          <w:p>
+            <w:r>
+              <w:t>237亿</w:t>
+            </w:r>
+          </w:p>
+        </w:tc>
+        <w:tc>
+          <w:tcPr>
+            <w:tcW w:type="dxa" w:w="2160"/>
+          </w:tcPr>
+          <w:p>
+            <w:r>
+              <w:t>13%</w:t>
+            </w:r>
+          </w:p>
+        </w:tc>
+      </w:tr>
+      <w:tr>
+        <w:tc>
+          <w:tcPr>
+            <w:tcW w:type="dxa" w:w="2160"/>
+          </w:tcPr>
+          <w:p>
+            <w:r>
+              <w:t>惠派国际公司科技有限公司</w:t>
+            </w:r>
+          </w:p>
+        </w:tc>
+        <w:tc>
+          <w:tcPr>
+            <w:tcW w:type="dxa" w:w="2160"/>
+          </w:tcPr>
+          <w:p>
+            <w:r>
+              <w:t>人工智能</w:t>
+            </w:r>
+          </w:p>
+        </w:tc>
+        <w:tc>
+          <w:tcPr>
+            <w:tcW w:type="dxa" w:w="2160"/>
+          </w:tcPr>
+          <w:p>
+            <w:r>
+              <w:t>590亿</w:t>
+            </w:r>
+          </w:p>
+        </w:tc>
+        <w:tc>
+          <w:tcPr>
+            <w:tcW w:type="dxa" w:w="2160"/>
+          </w:tcPr>
+          <w:p>
+            <w:r>
+              <w:t>8%</w:t>
+            </w:r>
+          </w:p>
+        </w:tc>
+      </w:tr>
+    </w:tbl>
+    <w:p>
+      <w:pPr>
+        <w:pStyle w:val="Heading1"/>
+      </w:pPr>
+      <w:r>
+        <w:t>行业分析 2</w:t>
+      </w:r>
+    </w:p>
+    <w:p>
+      <w:r>
+        <w:br/>
+        <w:t>良诺科技有限公司 是中国 云计算 行业的重要企业之一。</w:t>
+        <w:br/>
+        <w:t>根据华辰资本 量化研究部 的研究，该公司成立于 2016 年，</w:t>
+        <w:br/>
+        <w:t>目前员工规模约 1663 人。公司近年来持续加大研发投入，</w:t>
+        <w:br/>
+        <w:t>在核心技术方面形成了较强的竞争壁垒。</w:t>
+        <w:br/>
+      </w:r>
+    </w:p>
+    <w:p>
+      <w:r>
+        <w:br/>
+        <w:t>华辰资本旗下的 HC Alpha Growth Fund 在最近的资产配置会议中</w:t>
+        <w:br/>
+        <w:t>讨论了 半导体 行业的投资机会，并对 信诚致远网络有限公司</w:t>
+        <w:br/>
+        <w:t>进行了重点评估。</w:t>
+        <w:br/>
+      </w:r>
+    </w:p>
+    <w:p>
+      <w:r>
+        <w:br/>
+        <w:t>华辰资本旗下的 HC Global Macro Fund 在最近的资产配置会议中</w:t>
+        <w:br/>
+        <w:t>讨论了 机器人 行业的投资机会，并对 图龙信息传媒有限公司</w:t>
+        <w:br/>
+        <w:t>进行了重点评估。</w:t>
+        <w:br/>
+      </w:r>
+    </w:p>
+    <w:p>
+      <w:r>
+        <w:br/>
+        <w:t>从产业链角度看，消费科技 行业主要由上游设备厂商、</w:t>
+        <w:br/>
+        <w:t>中游平台企业以及下游应用厂商组成。</w:t>
+        <w:br/>
+        <w:t>昂歌信息信息有限公司 主要位于产业链的 下游 环节。</w:t>
+        <w:br/>
+      </w:r>
+    </w:p>
+    <w:p>
+      <w:r>
+        <w:br/>
+        <w:t>华辰资本旗下的 HC Quant Arbitrage Fund 在最近的资产配置会议中</w:t>
+        <w:br/>
+        <w:t>讨论了 人工智能 行业的投资机会，并对 新格林耐特网络有限公司</w:t>
+        <w:br/>
+        <w:t>进行了重点评估。</w:t>
+        <w:br/>
+      </w:r>
+    </w:p>
+    <w:p>
+      <w:r>
+        <w:br/>
+        <w:t>通际名联网络有限公司 是中国 机器人 行业的重要企业之一。</w:t>
+        <w:br/>
+        <w:t>根据华辰资本 资产配置委员会 的研究，该公司成立于 2016 年，</w:t>
+        <w:br/>
+        <w:t>目前员工规模约 3310 人。公司近年来持续加大研发投入，</w:t>
+        <w:br/>
+        <w:t>在核心技术方面形成了较强的竞争壁垒。</w:t>
+        <w:br/>
+      </w:r>
+    </w:p>
+    <w:p>
+      <w:r>
+        <w:br/>
+        <w:t>华辰资本旗下的 HC AI Innovation Fund 在最近的资产配置会议中</w:t>
+        <w:br/>
+        <w:t>讨论了 新能源 行业的投资机会，并对 浦华众城网络有限公司</w:t>
+        <w:br/>
+        <w:t>进行了重点评估。</w:t>
+        <w:br/>
+      </w:r>
+    </w:p>
+    <w:p>
+      <w:r>
+        <w:br/>
+        <w:t>从产业链角度看，新能源 行业主要由上游设备厂商、</w:t>
+        <w:br/>
+        <w:t>中游平台企业以及下游应用厂商组成。</w:t>
+        <w:br/>
+        <w:t>创汇传媒有限公司 主要位于产业链的 下游 环节。</w:t>
+        <w:br/>
+      </w:r>
+    </w:p>
+    <w:tbl>
+      <w:tblPr>
+        <w:tblW w:type="auto" w:w="0"/>
+        <w:tblLook w:firstColumn="1" w:firstRow="1" w:lastColumn="0" w:lastRow="0" w:noHBand="0" w:noVBand="1" w:val="04A0"/>
+      </w:tblPr>
+      <w:tblGrid>
+        <w:gridCol w:w="2160"/>
+        <w:gridCol w:w="2160"/>
+        <w:gridCol w:w="2160"/>
+        <w:gridCol w:w="2160"/>
+      </w:tblGrid>
+      <w:tr>
+        <w:tc>
+          <w:tcPr>
+            <w:tcW w:type="dxa" w:w="2160"/>
+          </w:tcPr>
+          <w:p>
+            <w:r>
+              <w:t>公司</w:t>
+            </w:r>
+          </w:p>
+        </w:tc>
+        <w:tc>
+          <w:tcPr>
+            <w:tcW w:type="dxa" w:w="2160"/>
+          </w:tcPr>
+          <w:p>
+            <w:r>
+              <w:t>行业</w:t>
+            </w:r>
+          </w:p>
+        </w:tc>
+        <w:tc>
+          <w:tcPr>
+            <w:tcW w:type="dxa" w:w="2160"/>
+          </w:tcPr>
+          <w:p>
+            <w:r>
+              <w:t>市值</w:t>
+            </w:r>
+          </w:p>
+        </w:tc>
+        <w:tc>
+          <w:tcPr>
+            <w:tcW w:type="dxa" w:w="2160"/>
+          </w:tcPr>
+          <w:p>
+            <w:r>
+              <w:t>增长率</w:t>
+            </w:r>
+          </w:p>
+        </w:tc>
+      </w:tr>
+      <w:tr>
+        <w:tc>
+          <w:tcPr>
+            <w:tcW w:type="dxa" w:w="2160"/>
+          </w:tcPr>
+          <w:p>
+            <w:r>
+              <w:t>通际名联网络有限公司</w:t>
+            </w:r>
+          </w:p>
+        </w:tc>
+        <w:tc>
+          <w:tcPr>
+            <w:tcW w:type="dxa" w:w="2160"/>
+          </w:tcPr>
+          <w:p>
+            <w:r>
+              <w:t>机器人</w:t>
+            </w:r>
+          </w:p>
+        </w:tc>
+        <w:tc>
+          <w:tcPr>
+            <w:tcW w:type="dxa" w:w="2160"/>
+          </w:tcPr>
+          <w:p>
+            <w:r>
+              <w:t>468亿</w:t>
+            </w:r>
+          </w:p>
+        </w:tc>
+        <w:tc>
+          <w:tcPr>
+            <w:tcW w:type="dxa" w:w="2160"/>
+          </w:tcPr>
+          <w:p>
+            <w:r>
+              <w:t>18%</w:t>
+            </w:r>
+          </w:p>
+        </w:tc>
+      </w:tr>
+      <w:tr>
+        <w:tc>
+          <w:tcPr>
+            <w:tcW w:type="dxa" w:w="2160"/>
+          </w:tcPr>
+          <w:p>
+            <w:r>
+              <w:t>联软网络有限公司</w:t>
+            </w:r>
+          </w:p>
+        </w:tc>
+        <w:tc>
+          <w:tcPr>
+            <w:tcW w:type="dxa" w:w="2160"/>
+          </w:tcPr>
+          <w:p>
+            <w:r>
+              <w:t>半导体</w:t>
+            </w:r>
+          </w:p>
+        </w:tc>
+        <w:tc>
+          <w:tcPr>
+            <w:tcW w:type="dxa" w:w="2160"/>
+          </w:tcPr>
+          <w:p>
+            <w:r>
+              <w:t>636亿</w:t>
+            </w:r>
+          </w:p>
+        </w:tc>
+        <w:tc>
+          <w:tcPr>
+            <w:tcW w:type="dxa" w:w="2160"/>
+          </w:tcPr>
+          <w:p>
+            <w:r>
+              <w:t>13%</w:t>
+            </w:r>
+          </w:p>
+        </w:tc>
+      </w:tr>
+      <w:tr>
+        <w:tc>
+          <w:tcPr>
+            <w:tcW w:type="dxa" w:w="2160"/>
+          </w:tcPr>
+          <w:p>
+            <w:r>
+              <w:t>天开科技有限公司</w:t>
+            </w:r>
+          </w:p>
+        </w:tc>
+        <w:tc>
+          <w:tcPr>
+            <w:tcW w:type="dxa" w:w="2160"/>
+          </w:tcPr>
+          <w:p>
+            <w:r>
+              <w:t>消费科技</w:t>
+            </w:r>
+          </w:p>
+        </w:tc>
+        <w:tc>
+          <w:tcPr>
+            <w:tcW w:type="dxa" w:w="2160"/>
+          </w:tcPr>
+          <w:p>
+            <w:r>
+              <w:t>552亿</w:t>
+            </w:r>
+          </w:p>
+        </w:tc>
+        <w:tc>
+          <w:tcPr>
+            <w:tcW w:type="dxa" w:w="2160"/>
+          </w:tcPr>
+          <w:p>
+            <w:r>
+              <w:t>21%</w:t>
+            </w:r>
+          </w:p>
+        </w:tc>
+      </w:tr>
+      <w:tr>
+        <w:tc>
+          <w:tcPr>
+            <w:tcW w:type="dxa" w:w="2160"/>
+          </w:tcPr>
+          <w:p>
+            <w:r>
+              <w:t>戴硕电子网络有限公司</w:t>
+            </w:r>
+          </w:p>
+        </w:tc>
+        <w:tc>
+          <w:tcPr>
+            <w:tcW w:type="dxa" w:w="2160"/>
+          </w:tcPr>
+          <w:p>
+            <w:r>
+              <w:t>新能源</w:t>
+            </w:r>
+          </w:p>
+        </w:tc>
+        <w:tc>
+          <w:tcPr>
+            <w:tcW w:type="dxa" w:w="2160"/>
+          </w:tcPr>
+          <w:p>
+            <w:r>
+              <w:t>277亿</w:t>
+            </w:r>
+          </w:p>
+        </w:tc>
+        <w:tc>
+          <w:tcPr>
+            <w:tcW w:type="dxa" w:w="2160"/>
+          </w:tcPr>
+          <w:p>
+            <w:r>
+              <w:t>25%</w:t>
+            </w:r>
+          </w:p>
+        </w:tc>
+      </w:tr>
+      <w:tr>
+        <w:tc>
+          <w:tcPr>
+            <w:tcW w:type="dxa" w:w="2160"/>
+          </w:tcPr>
+          <w:p>
+            <w:r>
+              <w:t>联软网络有限公司</w:t>
+            </w:r>
+          </w:p>
+        </w:tc>
+        <w:tc>
+          <w:tcPr>
+            <w:tcW w:type="dxa" w:w="2160"/>
+          </w:tcPr>
+          <w:p>
+            <w:r>
+              <w:t>半导体</w:t>
+            </w:r>
+          </w:p>
+        </w:tc>
+        <w:tc>
+          <w:tcPr>
+            <w:tcW w:type="dxa" w:w="2160"/>
+          </w:tcPr>
+          <w:p>
+            <w:r>
+              <w:t>371亿</w:t>
+            </w:r>
+          </w:p>
+        </w:tc>
+        <w:tc>
+          <w:tcPr>
+            <w:tcW w:type="dxa" w:w="2160"/>
+          </w:tcPr>
+          <w:p>
+            <w:r>
+              <w:t>29%</w:t>
+            </w:r>
+          </w:p>
+        </w:tc>
+      </w:tr>
+      <w:tr>
+        <w:tc>
+          <w:tcPr>
+            <w:tcW w:type="dxa" w:w="2160"/>
+          </w:tcPr>
+          <w:p>
+            <w:r>
+              <w:t>通际名联网络有限公司</w:t>
+            </w:r>
+          </w:p>
+        </w:tc>
+        <w:tc>
+          <w:tcPr>
+            <w:tcW w:type="dxa" w:w="2160"/>
+          </w:tcPr>
+          <w:p>
+            <w:r>
+              <w:t>机器人</w:t>
+            </w:r>
+          </w:p>
+        </w:tc>
+        <w:tc>
+          <w:tcPr>
+            <w:tcW w:type="dxa" w:w="2160"/>
+          </w:tcPr>
+          <w:p>
+            <w:r>
+              <w:t>369亿</w:t>
+            </w:r>
+          </w:p>
+        </w:tc>
+        <w:tc>
+          <w:tcPr>
+            <w:tcW w:type="dxa" w:w="2160"/>
+          </w:tcPr>
+          <w:p>
+            <w:r>
+              <w:t>30%</w:t>
+            </w:r>
+          </w:p>
+        </w:tc>
+      </w:tr>
+      <w:tr>
+        <w:tc>
+          <w:tcPr>
+            <w:tcW w:type="dxa" w:w="2160"/>
+          </w:tcPr>
+          <w:p>
+            <w:r>
+              <w:t>雨林木风计算机科技有限公司</w:t>
+            </w:r>
+          </w:p>
+        </w:tc>
+        <w:tc>
+          <w:tcPr>
+            <w:tcW w:type="dxa" w:w="2160"/>
+          </w:tcPr>
+          <w:p>
+            <w:r>
+              <w:t>半导体</w:t>
+            </w:r>
+          </w:p>
+        </w:tc>
+        <w:tc>
+          <w:tcPr>
+            <w:tcW w:type="dxa" w:w="2160"/>
+          </w:tcPr>
+          <w:p>
+            <w:r>
+              <w:t>684亿</w:t>
+            </w:r>
+          </w:p>
+        </w:tc>
+        <w:tc>
+          <w:tcPr>
+            <w:tcW w:type="dxa" w:w="2160"/>
+          </w:tcPr>
+          <w:p>
+            <w:r>
+              <w:t>19%</w:t>
+            </w:r>
+          </w:p>
+        </w:tc>
+      </w:tr>
+      <w:tr>
+        <w:tc>
+          <w:tcPr>
+            <w:tcW w:type="dxa" w:w="2160"/>
+          </w:tcPr>
+          <w:p>
+            <w:r>
+              <w:t>浦华众城网络有限公司</w:t>
+            </w:r>
+          </w:p>
+        </w:tc>
+        <w:tc>
+          <w:tcPr>
+            <w:tcW w:type="dxa" w:w="2160"/>
+          </w:tcPr>
+          <w:p>
+            <w:r>
+              <w:t>新能源</w:t>
+            </w:r>
+          </w:p>
+        </w:tc>
+        <w:tc>
+          <w:tcPr>
+            <w:tcW w:type="dxa" w:w="2160"/>
+          </w:tcPr>
+          <w:p>
+            <w:r>
+              <w:t>776亿</w:t>
+            </w:r>
+          </w:p>
+        </w:tc>
+        <w:tc>
+          <w:tcPr>
+            <w:tcW w:type="dxa" w:w="2160"/>
+          </w:tcPr>
+          <w:p>
+            <w:r>
+              <w:t>14%</w:t>
+            </w:r>
+          </w:p>
+        </w:tc>
+      </w:tr>
+      <w:tr>
+        <w:tc>
+          <w:tcPr>
+            <w:tcW w:type="dxa" w:w="2160"/>
+          </w:tcPr>
+          <w:p>
+            <w:r>
+              <w:t>联软科技有限公司</w:t>
+            </w:r>
+          </w:p>
+        </w:tc>
+        <w:tc>
+          <w:tcPr>
+            <w:tcW w:type="dxa" w:w="2160"/>
+          </w:tcPr>
+          <w:p>
+            <w:r>
+              <w:t>消费科技</w:t>
+            </w:r>
+          </w:p>
+        </w:tc>
+        <w:tc>
+          <w:tcPr>
+            <w:tcW w:type="dxa" w:w="2160"/>
+          </w:tcPr>
+          <w:p>
+            <w:r>
+              <w:t>398亿</w:t>
+            </w:r>
+          </w:p>
+        </w:tc>
+        <w:tc>
+          <w:tcPr>
+            <w:tcW w:type="dxa" w:w="2160"/>
+          </w:tcPr>
+          <w:p>
+            <w:r>
+              <w:t>22%</w:t>
+            </w:r>
+          </w:p>
+        </w:tc>
+      </w:tr>
+      <w:tr>
+        <w:tc>
+          <w:tcPr>
+            <w:tcW w:type="dxa" w:w="2160"/>
+          </w:tcPr>
+          <w:p>
+            <w:r>
+              <w:t>创汇传媒有限公司</w:t>
+            </w:r>
+          </w:p>
+        </w:tc>
+        <w:tc>
+          <w:tcPr>
+            <w:tcW w:type="dxa" w:w="2160"/>
+          </w:tcPr>
+          <w:p>
+            <w:r>
+              <w:t>新能源</w:t>
+            </w:r>
+          </w:p>
+        </w:tc>
+        <w:tc>
+          <w:tcPr>
+            <w:tcW w:type="dxa" w:w="2160"/>
+          </w:tcPr>
+          <w:p>
+            <w:r>
+              <w:t>521亿</w:t>
+            </w:r>
+          </w:p>
+        </w:tc>
+        <w:tc>
+          <w:tcPr>
+            <w:tcW w:type="dxa" w:w="2160"/>
+          </w:tcPr>
+          <w:p>
+            <w:r>
+              <w:t>22%</w:t>
+            </w:r>
+          </w:p>
+        </w:tc>
+      </w:tr>
+      <w:tr>
+        <w:tc>
+          <w:tcPr>
+            <w:tcW w:type="dxa" w:w="2160"/>
+          </w:tcPr>
+          <w:p>
+            <w:r>
+              <w:t>明腾传媒有限公司</w:t>
+            </w:r>
+          </w:p>
+        </w:tc>
+        <w:tc>
+          <w:tcPr>
+            <w:tcW w:type="dxa" w:w="2160"/>
+          </w:tcPr>
+          <w:p>
+            <w:r>
+              <w:t>人工智能</w:t>
+            </w:r>
+          </w:p>
+        </w:tc>
+        <w:tc>
+          <w:tcPr>
+            <w:tcW w:type="dxa" w:w="2160"/>
+          </w:tcPr>
+          <w:p>
+            <w:r>
+              <w:t>423亿</w:t>
+            </w:r>
+          </w:p>
+        </w:tc>
+        <w:tc>
+          <w:tcPr>
+            <w:tcW w:type="dxa" w:w="2160"/>
+          </w:tcPr>
+          <w:p>
+            <w:r>
+              <w:t>27%</w:t>
+            </w:r>
+          </w:p>
+        </w:tc>
+      </w:tr>
+      <w:tr>
+        <w:tc>
+          <w:tcPr>
+            <w:tcW w:type="dxa" w:w="2160"/>
+          </w:tcPr>
+          <w:p>
+            <w:r>
+              <w:t>中建创业科技有限公司</w:t>
+            </w:r>
+          </w:p>
+        </w:tc>
+        <w:tc>
+          <w:tcPr>
+            <w:tcW w:type="dxa" w:w="2160"/>
+          </w:tcPr>
+          <w:p>
+            <w:r>
+              <w:t>半导体</w:t>
+            </w:r>
+          </w:p>
+        </w:tc>
+        <w:tc>
+          <w:tcPr>
+            <w:tcW w:type="dxa" w:w="2160"/>
+          </w:tcPr>
+          <w:p>
+            <w:r>
+              <w:t>697亿</w:t>
+            </w:r>
+          </w:p>
+        </w:tc>
+        <w:tc>
+          <w:tcPr>
+            <w:tcW w:type="dxa" w:w="2160"/>
+          </w:tcPr>
+          <w:p>
+            <w:r>
+              <w:t>14%</w:t>
+            </w:r>
+          </w:p>
+        </w:tc>
+      </w:tr>
+      <w:tr>
+        <w:tc>
+          <w:tcPr>
+            <w:tcW w:type="dxa" w:w="2160"/>
+          </w:tcPr>
+          <w:p>
+            <w:r>
+              <w:t>飞利信科技有限公司</w:t>
+            </w:r>
+          </w:p>
+        </w:tc>
+        <w:tc>
+          <w:tcPr>
+            <w:tcW w:type="dxa" w:w="2160"/>
+          </w:tcPr>
+          <w:p>
+            <w:r>
+              <w:t>人工智能</w:t>
+            </w:r>
+          </w:p>
+        </w:tc>
+        <w:tc>
+          <w:tcPr>
+            <w:tcW w:type="dxa" w:w="2160"/>
+          </w:tcPr>
+          <w:p>
+            <w:r>
+              <w:t>166亿</w:t>
+            </w:r>
+          </w:p>
+        </w:tc>
+        <w:tc>
+          <w:tcPr>
+            <w:tcW w:type="dxa" w:w="2160"/>
+          </w:tcPr>
+          <w:p>
+            <w:r>
+              <w:t>7%</w:t>
+            </w:r>
+          </w:p>
+        </w:tc>
+      </w:tr>
+      <w:tr>
+        <w:tc>
+          <w:tcPr>
+            <w:tcW w:type="dxa" w:w="2160"/>
+          </w:tcPr>
+          <w:p>
+            <w:r>
+              <w:t>新格林耐特网络有限公司</w:t>
+            </w:r>
+          </w:p>
+        </w:tc>
+        <w:tc>
+          <w:tcPr>
+            <w:tcW w:type="dxa" w:w="2160"/>
+          </w:tcPr>
+          <w:p>
+            <w:r>
+              <w:t>人工智能</w:t>
+            </w:r>
+          </w:p>
+        </w:tc>
+        <w:tc>
+          <w:tcPr>
+            <w:tcW w:type="dxa" w:w="2160"/>
+          </w:tcPr>
+          <w:p>
+            <w:r>
+              <w:t>562亿</w:t>
+            </w:r>
+          </w:p>
+        </w:tc>
+        <w:tc>
+          <w:tcPr>
+            <w:tcW w:type="dxa" w:w="2160"/>
+          </w:tcPr>
+          <w:p>
+            <w:r>
+              <w:t>16%</w:t>
+            </w:r>
+          </w:p>
+        </w:tc>
+      </w:tr>
+      <w:tr>
+        <w:tc>
+          <w:tcPr>
+            <w:tcW w:type="dxa" w:w="2160"/>
+          </w:tcPr>
+          <w:p>
+            <w:r>
+              <w:t>昂歌信息信息有限公司</w:t>
+            </w:r>
+          </w:p>
+        </w:tc>
+        <w:tc>
+          <w:tcPr>
+            <w:tcW w:type="dxa" w:w="2160"/>
+          </w:tcPr>
+          <w:p>
+            <w:r>
+              <w:t>消费科技</w:t>
+            </w:r>
+          </w:p>
+        </w:tc>
+        <w:tc>
+          <w:tcPr>
+            <w:tcW w:type="dxa" w:w="2160"/>
+          </w:tcPr>
+          <w:p>
+            <w:r>
+              <w:t>371亿</w:t>
+            </w:r>
+          </w:p>
+        </w:tc>
+        <w:tc>
+          <w:tcPr>
+            <w:tcW w:type="dxa" w:w="2160"/>
+          </w:tcPr>
+          <w:p>
+            <w:r>
+              <w:t>23%</w:t>
+            </w:r>
+          </w:p>
+        </w:tc>
+      </w:tr>
+    </w:tbl>
+    <w:p>
+      <w:pPr>
+        <w:pStyle w:val="Heading1"/>
+      </w:pPr>
+      <w:r>
+        <w:t>行业分析 3</w:t>
+      </w:r>
+    </w:p>
+    <w:p>
+      <w:r>
+        <w:br/>
+        <w:t>鑫博腾飞信息有限公司 是中国 消费科技 行业的重要企业之一。</w:t>
+        <w:br/>
+        <w:t>根据华辰资本 投资策略部 的研究，该公司成立于 2016 年，</w:t>
+        <w:br/>
+        <w:t>目前员工规模约 4167 人。公司近年来持续加大研发投入，</w:t>
+        <w:br/>
+        <w:t>在核心技术方面形成了较强的竞争壁垒。</w:t>
+        <w:br/>
+      </w:r>
+    </w:p>
+    <w:p>
+      <w:r>
+        <w:br/>
+        <w:t>华辰资本旗下的 HC Global Macro Fund 在最近的资产配置会议中</w:t>
+        <w:br/>
+        <w:t>讨论了 半导体 行业的投资机会，并对 联软网络有限公司</w:t>
+        <w:br/>
+        <w:t>进行了重点评估。</w:t>
+        <w:br/>
+      </w:r>
+    </w:p>
+    <w:p>
+      <w:r>
+        <w:br/>
+        <w:t>华成育卓传媒有限公司 是中国 人工智能 行业的重要企业之一。</w:t>
+        <w:br/>
+        <w:t>根据华辰资本 量化研究部 的研究，该公司成立于 2006 年，</w:t>
+        <w:br/>
+        <w:t>目前员工规模约 7579 人。公司近年来持续加大研发投入，</w:t>
+        <w:br/>
+        <w:t>在核心技术方面形成了较强的竞争壁垒。</w:t>
+        <w:br/>
+      </w:r>
+    </w:p>
+    <w:p>
+      <w:r>
+        <w:br/>
+        <w:t>从产业链角度看，云计算 行业主要由上游设备厂商、</w:t>
+        <w:br/>
+        <w:t>中游平台企业以及下游应用厂商组成。</w:t>
+        <w:br/>
+        <w:t>良诺科技有限公司 主要位于产业链的 上游 环节。</w:t>
+        <w:br/>
+      </w:r>
+    </w:p>
+    <w:p>
+      <w:r>
+        <w:br/>
+        <w:t>泰麒麟网络有限公司 是中国 云计算 行业的重要企业之一。</w:t>
+        <w:br/>
+        <w:t>根据华辰资本 风险管理部 的研究，该公司成立于 2010 年，</w:t>
+        <w:br/>
+        <w:t>目前员工规模约 4251 人。公司近年来持续加大研发投入，</w:t>
+        <w:br/>
+        <w:t>在核心技术方面形成了较强的竞争壁垒。</w:t>
+        <w:br/>
+      </w:r>
+    </w:p>
+    <w:p>
+      <w:r>
+        <w:br/>
+        <w:t>迪摩信息有限公司 是中国 医疗科技 行业的重要企业之一。</w:t>
+        <w:br/>
+        <w:t>根据华辰资本 投资委员会 的研究，该公司成立于 2013 年，</w:t>
+        <w:br/>
+        <w:t>目前员工规模约 858 人。公司近年来持续加大研发投入，</w:t>
+        <w:br/>
+        <w:t>在核心技术方面形成了较强的竞争壁垒。</w:t>
+        <w:br/>
+      </w:r>
+    </w:p>
+    <w:p>
+      <w:r>
+        <w:br/>
+        <w:t>从产业链角度看，云计算 行业主要由上游设备厂商、</w:t>
+        <w:br/>
+        <w:t>中游平台企业以及下游应用厂商组成。</w:t>
+        <w:br/>
+        <w:t>信诚致远科技有限公司 主要位于产业链的 上游 环节。</w:t>
+        <w:br/>
+      </w:r>
+    </w:p>
+    <w:p>
+      <w:r>
+        <w:br/>
+        <w:t>良诺科技有限公司 是中国 云计算 行业的重要企业之一。</w:t>
+        <w:br/>
+        <w:t>根据华辰资本 风险管理部 的研究，该公司成立于 2016 年，</w:t>
+        <w:br/>
+        <w:t>目前员工规模约 1663 人。公司近年来持续加大研发投入，</w:t>
+        <w:br/>
+        <w:t>在核心技术方面形成了较强的竞争壁垒。</w:t>
+        <w:br/>
+      </w:r>
+    </w:p>
+    <w:tbl>
+      <w:tblPr>
+        <w:tblW w:type="auto" w:w="0"/>
+        <w:tblLook w:firstColumn="1" w:firstRow="1" w:lastColumn="0" w:lastRow="0" w:noHBand="0" w:noVBand="1" w:val="04A0"/>
+      </w:tblPr>
+      <w:tblGrid>
+        <w:gridCol w:w="2160"/>
+        <w:gridCol w:w="2160"/>
+        <w:gridCol w:w="2160"/>
+        <w:gridCol w:w="2160"/>
+      </w:tblGrid>
+      <w:tr>
+        <w:tc>
+          <w:tcPr>
+            <w:tcW w:type="dxa" w:w="2160"/>
+          </w:tcPr>
+          <w:p>
+            <w:r>
+              <w:t>公司</w:t>
+            </w:r>
+          </w:p>
+        </w:tc>
+        <w:tc>
+          <w:tcPr>
+            <w:tcW w:type="dxa" w:w="2160"/>
+          </w:tcPr>
+          <w:p>
+            <w:r>
+              <w:t>行业</w:t>
+            </w:r>
+          </w:p>
+        </w:tc>
+        <w:tc>
+          <w:tcPr>
+            <w:tcW w:type="dxa" w:w="2160"/>
+          </w:tcPr>
+          <w:p>
+            <w:r>
+              <w:t>市值</w:t>
+            </w:r>
+          </w:p>
+        </w:tc>
+        <w:tc>
+          <w:tcPr>
+            <w:tcW w:type="dxa" w:w="2160"/>
+          </w:tcPr>
+          <w:p>
+            <w:r>
+              <w:t>增长率</w:t>
+            </w:r>
+          </w:p>
+        </w:tc>
+      </w:tr>
+      <w:tr>
+        <w:tc>
+          <w:tcPr>
+            <w:tcW w:type="dxa" w:w="2160"/>
+          </w:tcPr>
+          <w:p>
+            <w:r>
+              <w:t>昂歌信息信息有限公司</w:t>
+            </w:r>
+          </w:p>
+        </w:tc>
+        <w:tc>
+          <w:tcPr>
+            <w:tcW w:type="dxa" w:w="2160"/>
+          </w:tcPr>
+          <w:p>
+            <w:r>
+              <w:t>消费科技</w:t>
+            </w:r>
+          </w:p>
+        </w:tc>
+        <w:tc>
+          <w:tcPr>
+            <w:tcW w:type="dxa" w:w="2160"/>
+          </w:tcPr>
+          <w:p>
+            <w:r>
+              <w:t>609亿</w:t>
+            </w:r>
+          </w:p>
+        </w:tc>
+        <w:tc>
+          <w:tcPr>
+            <w:tcW w:type="dxa" w:w="2160"/>
+          </w:tcPr>
+          <w:p>
+            <w:r>
+              <w:t>22%</w:t>
+            </w:r>
+          </w:p>
+        </w:tc>
+      </w:tr>
+      <w:tr>
+        <w:tc>
+          <w:tcPr>
+            <w:tcW w:type="dxa" w:w="2160"/>
+          </w:tcPr>
+          <w:p>
+            <w:r>
+              <w:t>华成育卓科技有限公司</w:t>
+            </w:r>
+          </w:p>
+        </w:tc>
+        <w:tc>
+          <w:tcPr>
+            <w:tcW w:type="dxa" w:w="2160"/>
+          </w:tcPr>
+          <w:p>
+            <w:r>
+              <w:t>医疗科技</w:t>
+            </w:r>
+          </w:p>
+        </w:tc>
+        <w:tc>
+          <w:tcPr>
+            <w:tcW w:type="dxa" w:w="2160"/>
+          </w:tcPr>
+          <w:p>
+            <w:r>
+              <w:t>513亿</w:t>
+            </w:r>
+          </w:p>
+        </w:tc>
+        <w:tc>
+          <w:tcPr>
+            <w:tcW w:type="dxa" w:w="2160"/>
+          </w:tcPr>
+          <w:p>
+            <w:r>
+              <w:t>13%</w:t>
+            </w:r>
+          </w:p>
+        </w:tc>
+      </w:tr>
+      <w:tr>
+        <w:tc>
+          <w:tcPr>
+            <w:tcW w:type="dxa" w:w="2160"/>
+          </w:tcPr>
+          <w:p>
+            <w:r>
+              <w:t>艾提科信科技有限公司</w:t>
+            </w:r>
+          </w:p>
+        </w:tc>
+        <w:tc>
+          <w:tcPr>
+            <w:tcW w:type="dxa" w:w="2160"/>
+          </w:tcPr>
+          <w:p>
+            <w:r>
+              <w:t>云计算</w:t>
+            </w:r>
+          </w:p>
+        </w:tc>
+        <w:tc>
+          <w:tcPr>
+            <w:tcW w:type="dxa" w:w="2160"/>
+          </w:tcPr>
+          <w:p>
+            <w:r>
+              <w:t>480亿</w:t>
+            </w:r>
+          </w:p>
+        </w:tc>
+        <w:tc>
+          <w:tcPr>
+            <w:tcW w:type="dxa" w:w="2160"/>
+          </w:tcPr>
+          <w:p>
+            <w:r>
+              <w:t>29%</w:t>
+            </w:r>
+          </w:p>
+        </w:tc>
+      </w:tr>
+      <w:tr>
+        <w:tc>
+          <w:tcPr>
+            <w:tcW w:type="dxa" w:w="2160"/>
+          </w:tcPr>
+          <w:p>
+            <w:r>
+              <w:t>华泰通安网络有限公司</w:t>
+            </w:r>
+          </w:p>
+        </w:tc>
+        <w:tc>
+          <w:tcPr>
+            <w:tcW w:type="dxa" w:w="2160"/>
+          </w:tcPr>
+          <w:p>
+            <w:r>
+              <w:t>半导体</w:t>
+            </w:r>
+          </w:p>
+        </w:tc>
+        <w:tc>
+          <w:tcPr>
+            <w:tcW w:type="dxa" w:w="2160"/>
+          </w:tcPr>
+          <w:p>
+            <w:r>
+              <w:t>718亿</w:t>
+            </w:r>
+          </w:p>
+        </w:tc>
+        <w:tc>
+          <w:tcPr>
+            <w:tcW w:type="dxa" w:w="2160"/>
+          </w:tcPr>
+          <w:p>
+            <w:r>
+              <w:t>14%</w:t>
+            </w:r>
+          </w:p>
+        </w:tc>
+      </w:tr>
+      <w:tr>
+        <w:tc>
+          <w:tcPr>
+            <w:tcW w:type="dxa" w:w="2160"/>
+          </w:tcPr>
+          <w:p>
+            <w:r>
+              <w:t>信诚致远科技有限公司</w:t>
+            </w:r>
+          </w:p>
+        </w:tc>
+        <w:tc>
+          <w:tcPr>
+            <w:tcW w:type="dxa" w:w="2160"/>
+          </w:tcPr>
+          <w:p>
+            <w:r>
+              <w:t>云计算</w:t>
+            </w:r>
+          </w:p>
+        </w:tc>
+        <w:tc>
+          <w:tcPr>
+            <w:tcW w:type="dxa" w:w="2160"/>
+          </w:tcPr>
+          <w:p>
+            <w:r>
+              <w:t>226亿</w:t>
+            </w:r>
+          </w:p>
+        </w:tc>
+        <w:tc>
+          <w:tcPr>
+            <w:tcW w:type="dxa" w:w="2160"/>
+          </w:tcPr>
+          <w:p>
+            <w:r>
+              <w:t>11%</w:t>
+            </w:r>
+          </w:p>
+        </w:tc>
+      </w:tr>
+      <w:tr>
+        <w:tc>
+          <w:tcPr>
+            <w:tcW w:type="dxa" w:w="2160"/>
+          </w:tcPr>
+          <w:p>
+            <w:r>
+              <w:t>天开科技有限公司</w:t>
+            </w:r>
+          </w:p>
+        </w:tc>
+        <w:tc>
+          <w:tcPr>
+            <w:tcW w:type="dxa" w:w="2160"/>
+          </w:tcPr>
+          <w:p>
+            <w:r>
+              <w:t>消费科技</w:t>
+            </w:r>
+          </w:p>
+        </w:tc>
+        <w:tc>
+          <w:tcPr>
+            <w:tcW w:type="dxa" w:w="2160"/>
+          </w:tcPr>
+          <w:p>
+            <w:r>
+              <w:t>494亿</w:t>
+            </w:r>
+          </w:p>
+        </w:tc>
+        <w:tc>
+          <w:tcPr>
+            <w:tcW w:type="dxa" w:w="2160"/>
+          </w:tcPr>
+          <w:p>
+            <w:r>
+              <w:t>11%</w:t>
+            </w:r>
+          </w:p>
+        </w:tc>
+      </w:tr>
+      <w:tr>
+        <w:tc>
+          <w:tcPr>
+            <w:tcW w:type="dxa" w:w="2160"/>
+          </w:tcPr>
+          <w:p>
+            <w:r>
+              <w:t>雨林木风计算机科技有限公司</w:t>
+            </w:r>
+          </w:p>
+        </w:tc>
+        <w:tc>
+          <w:tcPr>
+            <w:tcW w:type="dxa" w:w="2160"/>
+          </w:tcPr>
+          <w:p>
+            <w:r>
+              <w:t>半导体</w:t>
+            </w:r>
+          </w:p>
+        </w:tc>
+        <w:tc>
+          <w:tcPr>
+            <w:tcW w:type="dxa" w:w="2160"/>
+          </w:tcPr>
+          <w:p>
+            <w:r>
+              <w:t>469亿</w:t>
+            </w:r>
+          </w:p>
+        </w:tc>
+        <w:tc>
+          <w:tcPr>
+            <w:tcW w:type="dxa" w:w="2160"/>
+          </w:tcPr>
+          <w:p>
+            <w:r>
+              <w:t>14%</w:t>
+            </w:r>
+          </w:p>
+        </w:tc>
+      </w:tr>
+      <w:tr>
+        <w:tc>
+          <w:tcPr>
+            <w:tcW w:type="dxa" w:w="2160"/>
+          </w:tcPr>
+          <w:p>
+            <w:r>
+              <w:t>信诚致远网络有限公司</w:t>
+            </w:r>
+          </w:p>
+        </w:tc>
+        <w:tc>
+          <w:tcPr>
+            <w:tcW w:type="dxa" w:w="2160"/>
+          </w:tcPr>
+          <w:p>
+            <w:r>
+              <w:t>半导体</w:t>
+            </w:r>
+          </w:p>
+        </w:tc>
+        <w:tc>
+          <w:tcPr>
+            <w:tcW w:type="dxa" w:w="2160"/>
+          </w:tcPr>
+          <w:p>
+            <w:r>
+              <w:t>283亿</w:t>
+            </w:r>
+          </w:p>
+        </w:tc>
+        <w:tc>
+          <w:tcPr>
+            <w:tcW w:type="dxa" w:w="2160"/>
+          </w:tcPr>
+          <w:p>
+            <w:r>
+              <w:t>12%</w:t>
+            </w:r>
+          </w:p>
+        </w:tc>
+      </w:tr>
+      <w:tr>
+        <w:tc>
+          <w:tcPr>
+            <w:tcW w:type="dxa" w:w="2160"/>
+          </w:tcPr>
+          <w:p>
+            <w:r>
+              <w:t>昊嘉科技有限公司</w:t>
+            </w:r>
+          </w:p>
+        </w:tc>
+        <w:tc>
+          <w:tcPr>
+            <w:tcW w:type="dxa" w:w="2160"/>
+          </w:tcPr>
+          <w:p>
+            <w:r>
+              <w:t>医疗科技</w:t>
+            </w:r>
+          </w:p>
+        </w:tc>
+        <w:tc>
+          <w:tcPr>
+            <w:tcW w:type="dxa" w:w="2160"/>
+          </w:tcPr>
+          <w:p>
+            <w:r>
+              <w:t>560亿</w:t>
+            </w:r>
+          </w:p>
+        </w:tc>
+        <w:tc>
+          <w:tcPr>
+            <w:tcW w:type="dxa" w:w="2160"/>
+          </w:tcPr>
+          <w:p>
+            <w:r>
+              <w:t>30%</w:t>
+            </w:r>
+          </w:p>
+        </w:tc>
+      </w:tr>
+      <w:tr>
+        <w:tc>
+          <w:tcPr>
+            <w:tcW w:type="dxa" w:w="2160"/>
+          </w:tcPr>
+          <w:p>
+            <w:r>
+              <w:t>信诚致远网络有限公司</w:t>
+            </w:r>
+          </w:p>
+        </w:tc>
+        <w:tc>
+          <w:tcPr>
+            <w:tcW w:type="dxa" w:w="2160"/>
+          </w:tcPr>
+          <w:p>
+            <w:r>
+              <w:t>半导体</w:t>
+            </w:r>
+          </w:p>
+        </w:tc>
+        <w:tc>
+          <w:tcPr>
+            <w:tcW w:type="dxa" w:w="2160"/>
+          </w:tcPr>
+          <w:p>
+            <w:r>
+              <w:t>529亿</w:t>
+            </w:r>
+          </w:p>
+        </w:tc>
+        <w:tc>
+          <w:tcPr>
+            <w:tcW w:type="dxa" w:w="2160"/>
+          </w:tcPr>
+          <w:p>
+            <w:r>
+              <w:t>27%</w:t>
+            </w:r>
+          </w:p>
+        </w:tc>
+      </w:tr>
+      <w:tr>
+        <w:tc>
+          <w:tcPr>
+            <w:tcW w:type="dxa" w:w="2160"/>
+          </w:tcPr>
+          <w:p>
+            <w:r>
+              <w:t>飞利信科技有限公司</w:t>
+            </w:r>
+          </w:p>
+        </w:tc>
+        <w:tc>
+          <w:tcPr>
+            <w:tcW w:type="dxa" w:w="2160"/>
+          </w:tcPr>
+          <w:p>
+            <w:r>
+              <w:t>人工智能</w:t>
+            </w:r>
+          </w:p>
+        </w:tc>
+        <w:tc>
+          <w:tcPr>
+            <w:tcW w:type="dxa" w:w="2160"/>
+          </w:tcPr>
+          <w:p>
+            <w:r>
+              <w:t>297亿</w:t>
+            </w:r>
+          </w:p>
+        </w:tc>
+        <w:tc>
+          <w:tcPr>
+            <w:tcW w:type="dxa" w:w="2160"/>
+          </w:tcPr>
+          <w:p>
+            <w:r>
+              <w:t>10%</w:t>
+            </w:r>
+          </w:p>
+        </w:tc>
+      </w:tr>
+      <w:tr>
+        <w:tc>
+          <w:tcPr>
+            <w:tcW w:type="dxa" w:w="2160"/>
+          </w:tcPr>
+          <w:p>
+            <w:r>
+              <w:t>图龙信息传媒有限公司</w:t>
+            </w:r>
+          </w:p>
+        </w:tc>
+        <w:tc>
+          <w:tcPr>
+            <w:tcW w:type="dxa" w:w="2160"/>
+          </w:tcPr>
+          <w:p>
+            <w:r>
+              <w:t>机器人</w:t>
+            </w:r>
+          </w:p>
+        </w:tc>
+        <w:tc>
+          <w:tcPr>
+            <w:tcW w:type="dxa" w:w="2160"/>
+          </w:tcPr>
+          <w:p>
+            <w:r>
+              <w:t>795亿</w:t>
+            </w:r>
+          </w:p>
+        </w:tc>
+        <w:tc>
+          <w:tcPr>
+            <w:tcW w:type="dxa" w:w="2160"/>
+          </w:tcPr>
+          <w:p>
+            <w:r>
+              <w:t>6%</w:t>
+            </w:r>
+          </w:p>
+        </w:tc>
+      </w:tr>
+      <w:tr>
+        <w:tc>
+          <w:tcPr>
+            <w:tcW w:type="dxa" w:w="2160"/>
+          </w:tcPr>
+          <w:p>
+            <w:r>
+              <w:t>方正科技传媒有限公司</w:t>
+            </w:r>
+          </w:p>
+        </w:tc>
+        <w:tc>
+          <w:tcPr>
+            <w:tcW w:type="dxa" w:w="2160"/>
+          </w:tcPr>
+          <w:p>
+            <w:r>
+              <w:t>人工智能</w:t>
+            </w:r>
+          </w:p>
+        </w:tc>
+        <w:tc>
+          <w:tcPr>
+            <w:tcW w:type="dxa" w:w="2160"/>
+          </w:tcPr>
+          <w:p>
+            <w:r>
+              <w:t>696亿</w:t>
+            </w:r>
+          </w:p>
+        </w:tc>
+        <w:tc>
+          <w:tcPr>
+            <w:tcW w:type="dxa" w:w="2160"/>
+          </w:tcPr>
+          <w:p>
+            <w:r>
+              <w:t>21%</w:t>
+            </w:r>
+          </w:p>
+        </w:tc>
+      </w:tr>
+      <w:tr>
+        <w:tc>
+          <w:tcPr>
+            <w:tcW w:type="dxa" w:w="2160"/>
+          </w:tcPr>
+          <w:p>
+            <w:r>
+              <w:t>雨林木风计算机科技有限公司</w:t>
+            </w:r>
+          </w:p>
+        </w:tc>
+        <w:tc>
+          <w:tcPr>
+            <w:tcW w:type="dxa" w:w="2160"/>
+          </w:tcPr>
+          <w:p>
+            <w:r>
+              <w:t>半导体</w:t>
+            </w:r>
+          </w:p>
+        </w:tc>
+        <w:tc>
+          <w:tcPr>
+            <w:tcW w:type="dxa" w:w="2160"/>
+          </w:tcPr>
+          <w:p>
+            <w:r>
+              <w:t>475亿</w:t>
+            </w:r>
+          </w:p>
+        </w:tc>
+        <w:tc>
+          <w:tcPr>
+            <w:tcW w:type="dxa" w:w="2160"/>
+          </w:tcPr>
+          <w:p>
+            <w:r>
+              <w:t>24%</w:t>
+            </w:r>
+          </w:p>
+        </w:tc>
+      </w:tr>
+      <w:tr>
+        <w:tc>
+          <w:tcPr>
+            <w:tcW w:type="dxa" w:w="2160"/>
+          </w:tcPr>
+          <w:p>
+            <w:r>
+              <w:t>富罳网络有限公司</w:t>
+            </w:r>
+          </w:p>
+        </w:tc>
+        <w:tc>
+          <w:tcPr>
+            <w:tcW w:type="dxa" w:w="2160"/>
+          </w:tcPr>
+          <w:p>
+            <w:r>
+              <w:t>新能源</w:t>
+            </w:r>
+          </w:p>
+        </w:tc>
+        <w:tc>
+          <w:tcPr>
+            <w:tcW w:type="dxa" w:w="2160"/>
+          </w:tcPr>
+          <w:p>
+            <w:r>
+              <w:t>449亿</w:t>
+            </w:r>
+          </w:p>
+        </w:tc>
+        <w:tc>
+          <w:tcPr>
+            <w:tcW w:type="dxa" w:w="2160"/>
+          </w:tcPr>
+          <w:p>
+            <w:r>
+              <w:t>15%</w:t>
+            </w:r>
+          </w:p>
+        </w:tc>
+      </w:tr>
+    </w:tbl>
+    <w:p>
+      <w:pPr>
+        <w:pStyle w:val="Heading1"/>
+      </w:pPr>
+      <w:r>
+        <w:t>行业分析 4</w:t>
+      </w:r>
+    </w:p>
+    <w:p>
+      <w:r>
+        <w:br/>
+        <w:t>华辰资本旗下的 HC AI Innovation Fund 在最近的资产配置会议中</w:t>
+        <w:br/>
+        <w:t>讨论了 人工智能 行业的投资机会，并对 方正科技传媒有限公司</w:t>
+        <w:br/>
+        <w:t>进行了重点评估。</w:t>
+        <w:br/>
+      </w:r>
+    </w:p>
+    <w:p>
+      <w:r>
+        <w:br/>
+        <w:t>华辰资本旗下的 HC Alpha Growth Fund 在最近的资产配置会议中</w:t>
+        <w:br/>
+        <w:t>讨论了 半导体 行业的投资机会，并对 雨林木风计算机科技有限公司</w:t>
+        <w:br/>
+        <w:t>进行了重点评估。</w:t>
+        <w:br/>
+      </w:r>
+    </w:p>
+    <w:p>
+      <w:r>
+        <w:br/>
+        <w:t>根据内部财务模型测算，方正科技信息有限公司 在未来三年</w:t>
+        <w:br/>
+        <w:t>收入复合增长率预计可达到 11% 左右。</w:t>
+        <w:br/>
+        <w:t>该预测基于行业需求增长以及公司产能扩张计划。</w:t>
+        <w:br/>
+      </w:r>
+    </w:p>
+    <w:p>
+      <w:r>
+        <w:br/>
+        <w:t>通际名联网络有限公司 是中国 机器人 行业的重要企业之一。</w:t>
+        <w:br/>
+        <w:t>根据华辰资本 量化研究部 的研究，该公司成立于 2016 年，</w:t>
+        <w:br/>
+        <w:t>目前员工规模约 3310 人。公司近年来持续加大研发投入，</w:t>
+        <w:br/>
+        <w:t>在核心技术方面形成了较强的竞争壁垒。</w:t>
+        <w:br/>
+      </w:r>
+    </w:p>
+    <w:p>
+      <w:r>
+        <w:br/>
+        <w:t>风险管理部认为，半导体 行业仍然面临若干</w:t>
         <w:br/>
         <w:t>不确定性因素，包括技术迭代风险、政策变化、</w:t>
         <w:br/>
@@ -43,9 +2438,20 @@
     <w:p>
       <w:r>
         <w:br/>
-        <w:t>根据内部财务模型测算，九方信息有限公司 在未来三年</w:t>
+        <w:t>风险管理部认为，消费科技 行业仍然面临若干</w:t>
         <w:br/>
-        <w:t>收入复合增长率预计可达到 32% 左右。</w:t>
+        <w:t>不确定性因素，包括技术迭代风险、政策变化、</w:t>
+        <w:br/>
+        <w:t>以及市场竞争加剧等问题。</w:t>
+        <w:br/>
+      </w:r>
+    </w:p>
+    <w:p>
+      <w:r>
+        <w:br/>
+        <w:t>根据内部财务模型测算，佳禾传媒有限公司 在未来三年</w:t>
+        <w:br/>
+        <w:t>收入复合增长率预计可达到 24% 左右。</w:t>
         <w:br/>
         <w:t>该预测基于行业需求增长以及公司产能扩张计划。</w:t>
         <w:br/>
@@ -62,54 +2468,6 @@
         <w:br/>
       </w:r>
     </w:p>
-    <w:p>
-      <w:r>
-        <w:br/>
-        <w:t>迪摩科技有限公司 是中国 人工智能 行业的重要企业之一。</w:t>
-        <w:br/>
-        <w:t>根据华辰资本 风险管理部 的研究，该公司成立于 2017 年，</w:t>
-        <w:br/>
-        <w:t>目前员工规模约 7554 人。公司近年来持续加大研发投入，</w:t>
-        <w:br/>
-        <w:t>在核心技术方面形成了较强的竞争壁垒。</w:t>
-        <w:br/>
-      </w:r>
-    </w:p>
-    <w:p>
-      <w:r>
-        <w:br/>
-        <w:t>风险管理部认为，医疗科技 行业仍然面临若干</w:t>
-        <w:br/>
-        <w:t>不确定性因素，包括技术迭代风险、政策变化、</w:t>
-        <w:br/>
-        <w:t>以及市场竞争加剧等问题。</w:t>
-        <w:br/>
-      </w:r>
-    </w:p>
-    <w:p>
-      <w:r>
-        <w:br/>
-        <w:t>易动力科技有限公司 是中国 云计算 行业的重要企业之一。</w:t>
-        <w:br/>
-        <w:t>根据华辰资本 投资委员会 的研究，该公司成立于 2014 年，</w:t>
-        <w:br/>
-        <w:t>目前员工规模约 1450 人。公司近年来持续加大研发投入，</w:t>
-        <w:br/>
-        <w:t>在核心技术方面形成了较强的竞争壁垒。</w:t>
-        <w:br/>
-      </w:r>
-    </w:p>
-    <w:p>
-      <w:r>
-        <w:br/>
-        <w:t>根据内部财务模型测算，艾提科信科技有限公司 在未来三年</w:t>
-        <w:br/>
-        <w:t>收入复合增长率预计可达到 13% 左右。</w:t>
-        <w:br/>
-        <w:t>该预测基于行业需求增长以及公司产能扩张计划。</w:t>
-        <w:br/>
-      </w:r>
-    </w:p>
     <w:tbl>
       <w:tblPr>
         <w:tblW w:type="auto" w:w="0"/>
@@ -170,37 +2528,37 @@
           </w:tcPr>
           <w:p>
             <w:r>
-              <w:t>信诚致远传媒有限公司</w:t>
-            </w:r>
-          </w:p>
-        </w:tc>
-        <w:tc>
-          <w:tcPr>
-            <w:tcW w:type="dxa" w:w="2160"/>
-          </w:tcPr>
-          <w:p>
-            <w:r>
-              <w:t>人工智能</w:t>
-            </w:r>
-          </w:p>
-        </w:tc>
-        <w:tc>
-          <w:tcPr>
-            <w:tcW w:type="dxa" w:w="2160"/>
-          </w:tcPr>
-          <w:p>
-            <w:r>
-              <w:t>537亿</w:t>
-            </w:r>
-          </w:p>
-        </w:tc>
-        <w:tc>
-          <w:tcPr>
-            <w:tcW w:type="dxa" w:w="2160"/>
-          </w:tcPr>
-          <w:p>
-            <w:r>
-              <w:t>23%</w:t>
+              <w:t>艾提科信科技有限公司</w:t>
+            </w:r>
+          </w:p>
+        </w:tc>
+        <w:tc>
+          <w:tcPr>
+            <w:tcW w:type="dxa" w:w="2160"/>
+          </w:tcPr>
+          <w:p>
+            <w:r>
+              <w:t>云计算</w:t>
+            </w:r>
+          </w:p>
+        </w:tc>
+        <w:tc>
+          <w:tcPr>
+            <w:tcW w:type="dxa" w:w="2160"/>
+          </w:tcPr>
+          <w:p>
+            <w:r>
+              <w:t>478亿</w:t>
+            </w:r>
+          </w:p>
+        </w:tc>
+        <w:tc>
+          <w:tcPr>
+            <w:tcW w:type="dxa" w:w="2160"/>
+          </w:tcPr>
+          <w:p>
+            <w:r>
+              <w:t>29%</w:t>
             </w:r>
           </w:p>
         </w:tc>
@@ -212,37 +2570,37 @@
           </w:tcPr>
           <w:p>
             <w:r>
-              <w:t>天益信息有限公司</w:t>
-            </w:r>
-          </w:p>
-        </w:tc>
-        <w:tc>
-          <w:tcPr>
-            <w:tcW w:type="dxa" w:w="2160"/>
-          </w:tcPr>
-          <w:p>
-            <w:r>
-              <w:t>云计算</w:t>
-            </w:r>
-          </w:p>
-        </w:tc>
-        <w:tc>
-          <w:tcPr>
-            <w:tcW w:type="dxa" w:w="2160"/>
-          </w:tcPr>
-          <w:p>
-            <w:r>
-              <w:t>797亿</w:t>
-            </w:r>
-          </w:p>
-        </w:tc>
-        <w:tc>
-          <w:tcPr>
-            <w:tcW w:type="dxa" w:w="2160"/>
-          </w:tcPr>
-          <w:p>
-            <w:r>
-              <w:t>18%</w:t>
+              <w:t>飞海科技传媒有限公司</w:t>
+            </w:r>
+          </w:p>
+        </w:tc>
+        <w:tc>
+          <w:tcPr>
+            <w:tcW w:type="dxa" w:w="2160"/>
+          </w:tcPr>
+          <w:p>
+            <w:r>
+              <w:t>消费科技</w:t>
+            </w:r>
+          </w:p>
+        </w:tc>
+        <w:tc>
+          <w:tcPr>
+            <w:tcW w:type="dxa" w:w="2160"/>
+          </w:tcPr>
+          <w:p>
+            <w:r>
+              <w:t>205亿</w:t>
+            </w:r>
+          </w:p>
+        </w:tc>
+        <w:tc>
+          <w:tcPr>
+            <w:tcW w:type="dxa" w:w="2160"/>
+          </w:tcPr>
+          <w:p>
+            <w:r>
+              <w:t>24%</w:t>
             </w:r>
           </w:p>
         </w:tc>
@@ -254,37 +2612,37 @@
           </w:tcPr>
           <w:p>
             <w:r>
-              <w:t>易动力科技有限公司</w:t>
-            </w:r>
-          </w:p>
-        </w:tc>
-        <w:tc>
-          <w:tcPr>
-            <w:tcW w:type="dxa" w:w="2160"/>
-          </w:tcPr>
-          <w:p>
-            <w:r>
-              <w:t>云计算</w:t>
-            </w:r>
-          </w:p>
-        </w:tc>
-        <w:tc>
-          <w:tcPr>
-            <w:tcW w:type="dxa" w:w="2160"/>
-          </w:tcPr>
-          <w:p>
-            <w:r>
-              <w:t>186亿</w:t>
-            </w:r>
-          </w:p>
-        </w:tc>
-        <w:tc>
-          <w:tcPr>
-            <w:tcW w:type="dxa" w:w="2160"/>
-          </w:tcPr>
-          <w:p>
-            <w:r>
-              <w:t>13%</w:t>
+              <w:t>恩悌网络有限公司</w:t>
+            </w:r>
+          </w:p>
+        </w:tc>
+        <w:tc>
+          <w:tcPr>
+            <w:tcW w:type="dxa" w:w="2160"/>
+          </w:tcPr>
+          <w:p>
+            <w:r>
+              <w:t>新能源</w:t>
+            </w:r>
+          </w:p>
+        </w:tc>
+        <w:tc>
+          <w:tcPr>
+            <w:tcW w:type="dxa" w:w="2160"/>
+          </w:tcPr>
+          <w:p>
+            <w:r>
+              <w:t>157亿</w:t>
+            </w:r>
+          </w:p>
+        </w:tc>
+        <w:tc>
+          <w:tcPr>
+            <w:tcW w:type="dxa" w:w="2160"/>
+          </w:tcPr>
+          <w:p>
+            <w:r>
+              <w:t>15%</w:t>
             </w:r>
           </w:p>
         </w:tc>
@@ -296,7 +2654,7 @@
           </w:tcPr>
           <w:p>
             <w:r>
-              <w:t>迪摩科技有限公司</w:t>
+              <w:t>飞利信科技有限公司</w:t>
             </w:r>
           </w:p>
         </w:tc>
@@ -316,17 +2674,17 @@
           </w:tcPr>
           <w:p>
             <w:r>
-              <w:t>440亿</w:t>
-            </w:r>
-          </w:p>
-        </w:tc>
-        <w:tc>
-          <w:tcPr>
-            <w:tcW w:type="dxa" w:w="2160"/>
-          </w:tcPr>
-          <w:p>
-            <w:r>
-              <w:t>28%</w:t>
+              <w:t>188亿</w:t>
+            </w:r>
+          </w:p>
+        </w:tc>
+        <w:tc>
+          <w:tcPr>
+            <w:tcW w:type="dxa" w:w="2160"/>
+          </w:tcPr>
+          <w:p>
+            <w:r>
+              <w:t>20%</w:t>
             </w:r>
           </w:p>
         </w:tc>
@@ -338,37 +2696,37 @@
           </w:tcPr>
           <w:p>
             <w:r>
-              <w:t>和泰传媒有限公司</w:t>
-            </w:r>
-          </w:p>
-        </w:tc>
-        <w:tc>
-          <w:tcPr>
-            <w:tcW w:type="dxa" w:w="2160"/>
-          </w:tcPr>
-          <w:p>
-            <w:r>
-              <w:t>消费科技</w:t>
-            </w:r>
-          </w:p>
-        </w:tc>
-        <w:tc>
-          <w:tcPr>
-            <w:tcW w:type="dxa" w:w="2160"/>
-          </w:tcPr>
-          <w:p>
-            <w:r>
-              <w:t>277亿</w:t>
-            </w:r>
-          </w:p>
-        </w:tc>
-        <w:tc>
-          <w:tcPr>
-            <w:tcW w:type="dxa" w:w="2160"/>
-          </w:tcPr>
-          <w:p>
-            <w:r>
-              <w:t>27%</w:t>
+              <w:t>信诚致远科技有限公司</w:t>
+            </w:r>
+          </w:p>
+        </w:tc>
+        <w:tc>
+          <w:tcPr>
+            <w:tcW w:type="dxa" w:w="2160"/>
+          </w:tcPr>
+          <w:p>
+            <w:r>
+              <w:t>云计算</w:t>
+            </w:r>
+          </w:p>
+        </w:tc>
+        <w:tc>
+          <w:tcPr>
+            <w:tcW w:type="dxa" w:w="2160"/>
+          </w:tcPr>
+          <w:p>
+            <w:r>
+              <w:t>147亿</w:t>
+            </w:r>
+          </w:p>
+        </w:tc>
+        <w:tc>
+          <w:tcPr>
+            <w:tcW w:type="dxa" w:w="2160"/>
+          </w:tcPr>
+          <w:p>
+            <w:r>
+              <w:t>18%</w:t>
             </w:r>
           </w:p>
         </w:tc>
@@ -380,27 +2738,27 @@
           </w:tcPr>
           <w:p>
             <w:r>
-              <w:t>九方信息有限公司</w:t>
-            </w:r>
-          </w:p>
-        </w:tc>
-        <w:tc>
-          <w:tcPr>
-            <w:tcW w:type="dxa" w:w="2160"/>
-          </w:tcPr>
-          <w:p>
-            <w:r>
-              <w:t>新能源</w:t>
-            </w:r>
-          </w:p>
-        </w:tc>
-        <w:tc>
-          <w:tcPr>
-            <w:tcW w:type="dxa" w:w="2160"/>
-          </w:tcPr>
-          <w:p>
-            <w:r>
-              <w:t>159亿</w:t>
+              <w:t>昂歌信息信息有限公司</w:t>
+            </w:r>
+          </w:p>
+        </w:tc>
+        <w:tc>
+          <w:tcPr>
+            <w:tcW w:type="dxa" w:w="2160"/>
+          </w:tcPr>
+          <w:p>
+            <w:r>
+              <w:t>消费科技</w:t>
+            </w:r>
+          </w:p>
+        </w:tc>
+        <w:tc>
+          <w:tcPr>
+            <w:tcW w:type="dxa" w:w="2160"/>
+          </w:tcPr>
+          <w:p>
+            <w:r>
+              <w:t>366亿</w:t>
             </w:r>
           </w:p>
         </w:tc>
@@ -422,37 +2780,37 @@
           </w:tcPr>
           <w:p>
             <w:r>
-              <w:t>昂歌信息科技有限公司</w:t>
-            </w:r>
-          </w:p>
-        </w:tc>
-        <w:tc>
-          <w:tcPr>
-            <w:tcW w:type="dxa" w:w="2160"/>
-          </w:tcPr>
-          <w:p>
-            <w:r>
-              <w:t>消费科技</w:t>
-            </w:r>
-          </w:p>
-        </w:tc>
-        <w:tc>
-          <w:tcPr>
-            <w:tcW w:type="dxa" w:w="2160"/>
-          </w:tcPr>
-          <w:p>
-            <w:r>
-              <w:t>425亿</w:t>
-            </w:r>
-          </w:p>
-        </w:tc>
-        <w:tc>
-          <w:tcPr>
-            <w:tcW w:type="dxa" w:w="2160"/>
-          </w:tcPr>
-          <w:p>
-            <w:r>
-              <w:t>15%</w:t>
+              <w:t>恩悌网络有限公司</w:t>
+            </w:r>
+          </w:p>
+        </w:tc>
+        <w:tc>
+          <w:tcPr>
+            <w:tcW w:type="dxa" w:w="2160"/>
+          </w:tcPr>
+          <w:p>
+            <w:r>
+              <w:t>新能源</w:t>
+            </w:r>
+          </w:p>
+        </w:tc>
+        <w:tc>
+          <w:tcPr>
+            <w:tcW w:type="dxa" w:w="2160"/>
+          </w:tcPr>
+          <w:p>
+            <w:r>
+              <w:t>283亿</w:t>
+            </w:r>
+          </w:p>
+        </w:tc>
+        <w:tc>
+          <w:tcPr>
+            <w:tcW w:type="dxa" w:w="2160"/>
+          </w:tcPr>
+          <w:p>
+            <w:r>
+              <w:t>16%</w:t>
             </w:r>
           </w:p>
         </w:tc>
@@ -464,37 +2822,37 @@
           </w:tcPr>
           <w:p>
             <w:r>
-              <w:t>雨林木风计算机科技有限公司</w:t>
-            </w:r>
-          </w:p>
-        </w:tc>
-        <w:tc>
-          <w:tcPr>
-            <w:tcW w:type="dxa" w:w="2160"/>
-          </w:tcPr>
-          <w:p>
-            <w:r>
-              <w:t>人工智能</w:t>
-            </w:r>
-          </w:p>
-        </w:tc>
-        <w:tc>
-          <w:tcPr>
-            <w:tcW w:type="dxa" w:w="2160"/>
-          </w:tcPr>
-          <w:p>
-            <w:r>
-              <w:t>692亿</w:t>
-            </w:r>
-          </w:p>
-        </w:tc>
-        <w:tc>
-          <w:tcPr>
-            <w:tcW w:type="dxa" w:w="2160"/>
-          </w:tcPr>
-          <w:p>
-            <w:r>
-              <w:t>19%</w:t>
+              <w:t>中建创业科技有限公司</w:t>
+            </w:r>
+          </w:p>
+        </w:tc>
+        <w:tc>
+          <w:tcPr>
+            <w:tcW w:type="dxa" w:w="2160"/>
+          </w:tcPr>
+          <w:p>
+            <w:r>
+              <w:t>半导体</w:t>
+            </w:r>
+          </w:p>
+        </w:tc>
+        <w:tc>
+          <w:tcPr>
+            <w:tcW w:type="dxa" w:w="2160"/>
+          </w:tcPr>
+          <w:p>
+            <w:r>
+              <w:t>192亿</w:t>
+            </w:r>
+          </w:p>
+        </w:tc>
+        <w:tc>
+          <w:tcPr>
+            <w:tcW w:type="dxa" w:w="2160"/>
+          </w:tcPr>
+          <w:p>
+            <w:r>
+              <w:t>24%</w:t>
             </w:r>
           </w:p>
         </w:tc>
@@ -506,37 +2864,37 @@
           </w:tcPr>
           <w:p>
             <w:r>
-              <w:t>昂歌信息科技有限公司</w:t>
-            </w:r>
-          </w:p>
-        </w:tc>
-        <w:tc>
-          <w:tcPr>
-            <w:tcW w:type="dxa" w:w="2160"/>
-          </w:tcPr>
-          <w:p>
-            <w:r>
-              <w:t>消费科技</w:t>
-            </w:r>
-          </w:p>
-        </w:tc>
-        <w:tc>
-          <w:tcPr>
-            <w:tcW w:type="dxa" w:w="2160"/>
-          </w:tcPr>
-          <w:p>
-            <w:r>
-              <w:t>134亿</w:t>
-            </w:r>
-          </w:p>
-        </w:tc>
-        <w:tc>
-          <w:tcPr>
-            <w:tcW w:type="dxa" w:w="2160"/>
-          </w:tcPr>
-          <w:p>
-            <w:r>
-              <w:t>25%</w:t>
+              <w:t>华泰通安网络有限公司</w:t>
+            </w:r>
+          </w:p>
+        </w:tc>
+        <w:tc>
+          <w:tcPr>
+            <w:tcW w:type="dxa" w:w="2160"/>
+          </w:tcPr>
+          <w:p>
+            <w:r>
+              <w:t>半导体</w:t>
+            </w:r>
+          </w:p>
+        </w:tc>
+        <w:tc>
+          <w:tcPr>
+            <w:tcW w:type="dxa" w:w="2160"/>
+          </w:tcPr>
+          <w:p>
+            <w:r>
+              <w:t>417亿</w:t>
+            </w:r>
+          </w:p>
+        </w:tc>
+        <w:tc>
+          <w:tcPr>
+            <w:tcW w:type="dxa" w:w="2160"/>
+          </w:tcPr>
+          <w:p>
+            <w:r>
+              <w:t>19%</w:t>
             </w:r>
           </w:p>
         </w:tc>
@@ -548,37 +2906,37 @@
           </w:tcPr>
           <w:p>
             <w:r>
-              <w:t>创亿信息有限公司</w:t>
-            </w:r>
-          </w:p>
-        </w:tc>
-        <w:tc>
-          <w:tcPr>
-            <w:tcW w:type="dxa" w:w="2160"/>
-          </w:tcPr>
-          <w:p>
-            <w:r>
-              <w:t>医疗科技</w:t>
-            </w:r>
-          </w:p>
-        </w:tc>
-        <w:tc>
-          <w:tcPr>
-            <w:tcW w:type="dxa" w:w="2160"/>
-          </w:tcPr>
-          <w:p>
-            <w:r>
-              <w:t>330亿</w:t>
-            </w:r>
-          </w:p>
-        </w:tc>
-        <w:tc>
-          <w:tcPr>
-            <w:tcW w:type="dxa" w:w="2160"/>
-          </w:tcPr>
-          <w:p>
-            <w:r>
-              <w:t>5%</w:t>
+              <w:t>创联世纪信息有限公司</w:t>
+            </w:r>
+          </w:p>
+        </w:tc>
+        <w:tc>
+          <w:tcPr>
+            <w:tcW w:type="dxa" w:w="2160"/>
+          </w:tcPr>
+          <w:p>
+            <w:r>
+              <w:t>云计算</w:t>
+            </w:r>
+          </w:p>
+        </w:tc>
+        <w:tc>
+          <w:tcPr>
+            <w:tcW w:type="dxa" w:w="2160"/>
+          </w:tcPr>
+          <w:p>
+            <w:r>
+              <w:t>621亿</w:t>
+            </w:r>
+          </w:p>
+        </w:tc>
+        <w:tc>
+          <w:tcPr>
+            <w:tcW w:type="dxa" w:w="2160"/>
+          </w:tcPr>
+          <w:p>
+            <w:r>
+              <w:t>27%</w:t>
             </w:r>
           </w:p>
         </w:tc>
@@ -590,37 +2948,37 @@
           </w:tcPr>
           <w:p>
             <w:r>
-              <w:t>华远软件信息有限公司</w:t>
-            </w:r>
-          </w:p>
-        </w:tc>
-        <w:tc>
-          <w:tcPr>
-            <w:tcW w:type="dxa" w:w="2160"/>
-          </w:tcPr>
-          <w:p>
-            <w:r>
-              <w:t>半导体</w:t>
-            </w:r>
-          </w:p>
-        </w:tc>
-        <w:tc>
-          <w:tcPr>
-            <w:tcW w:type="dxa" w:w="2160"/>
-          </w:tcPr>
-          <w:p>
-            <w:r>
-              <w:t>272亿</w:t>
-            </w:r>
-          </w:p>
-        </w:tc>
-        <w:tc>
-          <w:tcPr>
-            <w:tcW w:type="dxa" w:w="2160"/>
-          </w:tcPr>
-          <w:p>
-            <w:r>
-              <w:t>20%</w:t>
+              <w:t>鑫博腾飞信息有限公司</w:t>
+            </w:r>
+          </w:p>
+        </w:tc>
+        <w:tc>
+          <w:tcPr>
+            <w:tcW w:type="dxa" w:w="2160"/>
+          </w:tcPr>
+          <w:p>
+            <w:r>
+              <w:t>消费科技</w:t>
+            </w:r>
+          </w:p>
+        </w:tc>
+        <w:tc>
+          <w:tcPr>
+            <w:tcW w:type="dxa" w:w="2160"/>
+          </w:tcPr>
+          <w:p>
+            <w:r>
+              <w:t>684亿</w:t>
+            </w:r>
+          </w:p>
+        </w:tc>
+        <w:tc>
+          <w:tcPr>
+            <w:tcW w:type="dxa" w:w="2160"/>
+          </w:tcPr>
+          <w:p>
+            <w:r>
+              <w:t>10%</w:t>
             </w:r>
           </w:p>
         </w:tc>
@@ -632,7 +2990,7 @@
           </w:tcPr>
           <w:p>
             <w:r>
-              <w:t>鸿睿思博信息有限公司</w:t>
+              <w:t>联软网络有限公司</w:t>
             </w:r>
           </w:p>
         </w:tc>
@@ -652,17 +3010,17 @@
           </w:tcPr>
           <w:p>
             <w:r>
-              <w:t>615亿</w:t>
-            </w:r>
-          </w:p>
-        </w:tc>
-        <w:tc>
-          <w:tcPr>
-            <w:tcW w:type="dxa" w:w="2160"/>
-          </w:tcPr>
-          <w:p>
-            <w:r>
-              <w:t>25%</w:t>
+              <w:t>367亿</w:t>
+            </w:r>
+          </w:p>
+        </w:tc>
+        <w:tc>
+          <w:tcPr>
+            <w:tcW w:type="dxa" w:w="2160"/>
+          </w:tcPr>
+          <w:p>
+            <w:r>
+              <w:t>16%</w:t>
             </w:r>
           </w:p>
         </w:tc>
@@ -674,37 +3032,37 @@
           </w:tcPr>
           <w:p>
             <w:r>
-              <w:t>天益科技有限公司</w:t>
-            </w:r>
-          </w:p>
-        </w:tc>
-        <w:tc>
-          <w:tcPr>
-            <w:tcW w:type="dxa" w:w="2160"/>
-          </w:tcPr>
-          <w:p>
-            <w:r>
-              <w:t>半导体</w:t>
-            </w:r>
-          </w:p>
-        </w:tc>
-        <w:tc>
-          <w:tcPr>
-            <w:tcW w:type="dxa" w:w="2160"/>
-          </w:tcPr>
-          <w:p>
-            <w:r>
-              <w:t>336亿</w:t>
-            </w:r>
-          </w:p>
-        </w:tc>
-        <w:tc>
-          <w:tcPr>
-            <w:tcW w:type="dxa" w:w="2160"/>
-          </w:tcPr>
-          <w:p>
-            <w:r>
-              <w:t>13%</w:t>
+              <w:t>联通时科传媒有限公司</w:t>
+            </w:r>
+          </w:p>
+        </w:tc>
+        <w:tc>
+          <w:tcPr>
+            <w:tcW w:type="dxa" w:w="2160"/>
+          </w:tcPr>
+          <w:p>
+            <w:r>
+              <w:t>消费科技</w:t>
+            </w:r>
+          </w:p>
+        </w:tc>
+        <w:tc>
+          <w:tcPr>
+            <w:tcW w:type="dxa" w:w="2160"/>
+          </w:tcPr>
+          <w:p>
+            <w:r>
+              <w:t>279亿</w:t>
+            </w:r>
+          </w:p>
+        </w:tc>
+        <w:tc>
+          <w:tcPr>
+            <w:tcW w:type="dxa" w:w="2160"/>
+          </w:tcPr>
+          <w:p>
+            <w:r>
+              <w:t>30%</w:t>
             </w:r>
           </w:p>
         </w:tc>
@@ -716,37 +3074,37 @@
           </w:tcPr>
           <w:p>
             <w:r>
-              <w:t>昂歌信息科技有限公司</w:t>
-            </w:r>
-          </w:p>
-        </w:tc>
-        <w:tc>
-          <w:tcPr>
-            <w:tcW w:type="dxa" w:w="2160"/>
-          </w:tcPr>
-          <w:p>
-            <w:r>
-              <w:t>消费科技</w:t>
-            </w:r>
-          </w:p>
-        </w:tc>
-        <w:tc>
-          <w:tcPr>
-            <w:tcW w:type="dxa" w:w="2160"/>
-          </w:tcPr>
-          <w:p>
-            <w:r>
-              <w:t>305亿</w:t>
-            </w:r>
-          </w:p>
-        </w:tc>
-        <w:tc>
-          <w:tcPr>
-            <w:tcW w:type="dxa" w:w="2160"/>
-          </w:tcPr>
-          <w:p>
-            <w:r>
-              <w:t>12%</w:t>
+              <w:t>浦华众城网络有限公司</w:t>
+            </w:r>
+          </w:p>
+        </w:tc>
+        <w:tc>
+          <w:tcPr>
+            <w:tcW w:type="dxa" w:w="2160"/>
+          </w:tcPr>
+          <w:p>
+            <w:r>
+              <w:t>新能源</w:t>
+            </w:r>
+          </w:p>
+        </w:tc>
+        <w:tc>
+          <w:tcPr>
+            <w:tcW w:type="dxa" w:w="2160"/>
+          </w:tcPr>
+          <w:p>
+            <w:r>
+              <w:t>239亿</w:t>
+            </w:r>
+          </w:p>
+        </w:tc>
+        <w:tc>
+          <w:tcPr>
+            <w:tcW w:type="dxa" w:w="2160"/>
+          </w:tcPr>
+          <w:p>
+            <w:r>
+              <w:t>25%</w:t>
             </w:r>
           </w:p>
         </w:tc>
@@ -758,37 +3116,37 @@
           </w:tcPr>
           <w:p>
             <w:r>
-              <w:t>创联世纪科技有限公司</w:t>
-            </w:r>
-          </w:p>
-        </w:tc>
-        <w:tc>
-          <w:tcPr>
-            <w:tcW w:type="dxa" w:w="2160"/>
-          </w:tcPr>
-          <w:p>
-            <w:r>
-              <w:t>医疗科技</w:t>
-            </w:r>
-          </w:p>
-        </w:tc>
-        <w:tc>
-          <w:tcPr>
-            <w:tcW w:type="dxa" w:w="2160"/>
-          </w:tcPr>
-          <w:p>
-            <w:r>
-              <w:t>752亿</w:t>
-            </w:r>
-          </w:p>
-        </w:tc>
-        <w:tc>
-          <w:tcPr>
-            <w:tcW w:type="dxa" w:w="2160"/>
-          </w:tcPr>
-          <w:p>
-            <w:r>
-              <w:t>27%</w:t>
+              <w:t>天开科技有限公司</w:t>
+            </w:r>
+          </w:p>
+        </w:tc>
+        <w:tc>
+          <w:tcPr>
+            <w:tcW w:type="dxa" w:w="2160"/>
+          </w:tcPr>
+          <w:p>
+            <w:r>
+              <w:t>消费科技</w:t>
+            </w:r>
+          </w:p>
+        </w:tc>
+        <w:tc>
+          <w:tcPr>
+            <w:tcW w:type="dxa" w:w="2160"/>
+          </w:tcPr>
+          <w:p>
+            <w:r>
+              <w:t>195亿</w:t>
+            </w:r>
+          </w:p>
+        </w:tc>
+        <w:tc>
+          <w:tcPr>
+            <w:tcW w:type="dxa" w:w="2160"/>
+          </w:tcPr>
+          <w:p>
+            <w:r>
+              <w:t>10%</w:t>
             </w:r>
           </w:p>
         </w:tc>
@@ -799,843 +3157,13 @@
         <w:pStyle w:val="Heading1"/>
       </w:pPr>
       <w:r>
-        <w:t>行业分析 2</w:t>
+        <w:t>行业分析 5</w:t>
       </w:r>
     </w:p>
     <w:p>
       <w:r>
         <w:br/>
-        <w:t>风险管理部认为，机器人 行业仍然面临若干</w:t>
-        <w:br/>
-        <w:t>不确定性因素，包括技术迭代风险、政策变化、</w:t>
-        <w:br/>
-        <w:t>以及市场竞争加剧等问题。</w:t>
-        <w:br/>
-      </w:r>
-    </w:p>
-    <w:p>
-      <w:r>
-        <w:br/>
-        <w:t>万迅电脑网络有限公司 是中国 半导体 行业的重要企业之一。</w:t>
-        <w:br/>
-        <w:t>根据华辰资本 投资策略部 的研究，该公司成立于 2019 年，</w:t>
-        <w:br/>
-        <w:t>目前员工规模约 7385 人。公司近年来持续加大研发投入，</w:t>
-        <w:br/>
-        <w:t>在核心技术方面形成了较强的竞争壁垒。</w:t>
-        <w:br/>
-      </w:r>
-    </w:p>
-    <w:p>
-      <w:r>
-        <w:br/>
-        <w:t>华辰资本旗下的 HC Quant Arbitrage Fund 在最近的资产配置会议中</w:t>
-        <w:br/>
-        <w:t>讨论了 机器人 行业的投资机会，并对 艾提科信科技有限公司</w:t>
-        <w:br/>
-        <w:t>进行了重点评估。</w:t>
-        <w:br/>
-      </w:r>
-    </w:p>
-    <w:p>
-      <w:r>
-        <w:br/>
-        <w:t>从产业链角度看，消费科技 行业主要由上游设备厂商、</w:t>
-        <w:br/>
-        <w:t>中游平台企业以及下游应用厂商组成。</w:t>
-        <w:br/>
-        <w:t>南康网络有限公司 主要位于产业链的 中游 环节。</w:t>
-        <w:br/>
-      </w:r>
-    </w:p>
-    <w:p>
-      <w:r>
-        <w:br/>
-        <w:t>天益科技有限公司 是中国 半导体 行业的重要企业之一。</w:t>
-        <w:br/>
-        <w:t>根据华辰资本 投资策略部 的研究，该公司成立于 2013 年，</w:t>
-        <w:br/>
-        <w:t>目前员工规模约 750 人。公司近年来持续加大研发投入，</w:t>
-        <w:br/>
-        <w:t>在核心技术方面形成了较强的竞争壁垒。</w:t>
-        <w:br/>
-      </w:r>
-    </w:p>
-    <w:p>
-      <w:r>
-        <w:br/>
-        <w:t>从产业链角度看，人工智能 行业主要由上游设备厂商、</w:t>
-        <w:br/>
-        <w:t>中游平台企业以及下游应用厂商组成。</w:t>
-        <w:br/>
-        <w:t>信诚致远传媒有限公司 主要位于产业链的 上游 环节。</w:t>
-        <w:br/>
-      </w:r>
-    </w:p>
-    <w:p>
-      <w:r>
-        <w:br/>
-        <w:t>南康网络有限公司 是中国 消费科技 行业的重要企业之一。</w:t>
-        <w:br/>
-        <w:t>根据华辰资本 资产配置委员会 的研究，该公司成立于 2012 年，</w:t>
-        <w:br/>
-        <w:t>目前员工规模约 4254 人。公司近年来持续加大研发投入，</w:t>
-        <w:br/>
-        <w:t>在核心技术方面形成了较强的竞争壁垒。</w:t>
-        <w:br/>
-      </w:r>
-    </w:p>
-    <w:p>
-      <w:r>
-        <w:br/>
-        <w:t>从产业链角度看，云计算 行业主要由上游设备厂商、</w:t>
-        <w:br/>
-        <w:t>中游平台企业以及下游应用厂商组成。</w:t>
-        <w:br/>
-        <w:t>国讯网络有限公司 主要位于产业链的 中游 环节。</w:t>
-        <w:br/>
-      </w:r>
-    </w:p>
-    <w:tbl>
-      <w:tblPr>
-        <w:tblW w:type="auto" w:w="0"/>
-        <w:tblLook w:firstColumn="1" w:firstRow="1" w:lastColumn="0" w:lastRow="0" w:noHBand="0" w:noVBand="1" w:val="04A0"/>
-      </w:tblPr>
-      <w:tblGrid>
-        <w:gridCol w:w="2160"/>
-        <w:gridCol w:w="2160"/>
-        <w:gridCol w:w="2160"/>
-        <w:gridCol w:w="2160"/>
-      </w:tblGrid>
-      <w:tr>
-        <w:tc>
-          <w:tcPr>
-            <w:tcW w:type="dxa" w:w="2160"/>
-          </w:tcPr>
-          <w:p>
-            <w:r>
-              <w:t>公司</w:t>
-            </w:r>
-          </w:p>
-        </w:tc>
-        <w:tc>
-          <w:tcPr>
-            <w:tcW w:type="dxa" w:w="2160"/>
-          </w:tcPr>
-          <w:p>
-            <w:r>
-              <w:t>行业</w:t>
-            </w:r>
-          </w:p>
-        </w:tc>
-        <w:tc>
-          <w:tcPr>
-            <w:tcW w:type="dxa" w:w="2160"/>
-          </w:tcPr>
-          <w:p>
-            <w:r>
-              <w:t>市值</w:t>
-            </w:r>
-          </w:p>
-        </w:tc>
-        <w:tc>
-          <w:tcPr>
-            <w:tcW w:type="dxa" w:w="2160"/>
-          </w:tcPr>
-          <w:p>
-            <w:r>
-              <w:t>增长率</w:t>
-            </w:r>
-          </w:p>
-        </w:tc>
-      </w:tr>
-      <w:tr>
-        <w:tc>
-          <w:tcPr>
-            <w:tcW w:type="dxa" w:w="2160"/>
-          </w:tcPr>
-          <w:p>
-            <w:r>
-              <w:t>创亿网络有限公司</w:t>
-            </w:r>
-          </w:p>
-        </w:tc>
-        <w:tc>
-          <w:tcPr>
-            <w:tcW w:type="dxa" w:w="2160"/>
-          </w:tcPr>
-          <w:p>
-            <w:r>
-              <w:t>云计算</w:t>
-            </w:r>
-          </w:p>
-        </w:tc>
-        <w:tc>
-          <w:tcPr>
-            <w:tcW w:type="dxa" w:w="2160"/>
-          </w:tcPr>
-          <w:p>
-            <w:r>
-              <w:t>492亿</w:t>
-            </w:r>
-          </w:p>
-        </w:tc>
-        <w:tc>
-          <w:tcPr>
-            <w:tcW w:type="dxa" w:w="2160"/>
-          </w:tcPr>
-          <w:p>
-            <w:r>
-              <w:t>12%</w:t>
-            </w:r>
-          </w:p>
-        </w:tc>
-      </w:tr>
-      <w:tr>
-        <w:tc>
-          <w:tcPr>
-            <w:tcW w:type="dxa" w:w="2160"/>
-          </w:tcPr>
-          <w:p>
-            <w:r>
-              <w:t>和泰传媒有限公司</w:t>
-            </w:r>
-          </w:p>
-        </w:tc>
-        <w:tc>
-          <w:tcPr>
-            <w:tcW w:type="dxa" w:w="2160"/>
-          </w:tcPr>
-          <w:p>
-            <w:r>
-              <w:t>消费科技</w:t>
-            </w:r>
-          </w:p>
-        </w:tc>
-        <w:tc>
-          <w:tcPr>
-            <w:tcW w:type="dxa" w:w="2160"/>
-          </w:tcPr>
-          <w:p>
-            <w:r>
-              <w:t>275亿</w:t>
-            </w:r>
-          </w:p>
-        </w:tc>
-        <w:tc>
-          <w:tcPr>
-            <w:tcW w:type="dxa" w:w="2160"/>
-          </w:tcPr>
-          <w:p>
-            <w:r>
-              <w:t>10%</w:t>
-            </w:r>
-          </w:p>
-        </w:tc>
-      </w:tr>
-      <w:tr>
-        <w:tc>
-          <w:tcPr>
-            <w:tcW w:type="dxa" w:w="2160"/>
-          </w:tcPr>
-          <w:p>
-            <w:r>
-              <w:t>艾提科信科技有限公司</w:t>
-            </w:r>
-          </w:p>
-        </w:tc>
-        <w:tc>
-          <w:tcPr>
-            <w:tcW w:type="dxa" w:w="2160"/>
-          </w:tcPr>
-          <w:p>
-            <w:r>
-              <w:t>机器人</w:t>
-            </w:r>
-          </w:p>
-        </w:tc>
-        <w:tc>
-          <w:tcPr>
-            <w:tcW w:type="dxa" w:w="2160"/>
-          </w:tcPr>
-          <w:p>
-            <w:r>
-              <w:t>603亿</w:t>
-            </w:r>
-          </w:p>
-        </w:tc>
-        <w:tc>
-          <w:tcPr>
-            <w:tcW w:type="dxa" w:w="2160"/>
-          </w:tcPr>
-          <w:p>
-            <w:r>
-              <w:t>28%</w:t>
-            </w:r>
-          </w:p>
-        </w:tc>
-      </w:tr>
-      <w:tr>
-        <w:tc>
-          <w:tcPr>
-            <w:tcW w:type="dxa" w:w="2160"/>
-          </w:tcPr>
-          <w:p>
-            <w:r>
-              <w:t>南康网络有限公司</w:t>
-            </w:r>
-          </w:p>
-        </w:tc>
-        <w:tc>
-          <w:tcPr>
-            <w:tcW w:type="dxa" w:w="2160"/>
-          </w:tcPr>
-          <w:p>
-            <w:r>
-              <w:t>消费科技</w:t>
-            </w:r>
-          </w:p>
-        </w:tc>
-        <w:tc>
-          <w:tcPr>
-            <w:tcW w:type="dxa" w:w="2160"/>
-          </w:tcPr>
-          <w:p>
-            <w:r>
-              <w:t>649亿</w:t>
-            </w:r>
-          </w:p>
-        </w:tc>
-        <w:tc>
-          <w:tcPr>
-            <w:tcW w:type="dxa" w:w="2160"/>
-          </w:tcPr>
-          <w:p>
-            <w:r>
-              <w:t>21%</w:t>
-            </w:r>
-          </w:p>
-        </w:tc>
-      </w:tr>
-      <w:tr>
-        <w:tc>
-          <w:tcPr>
-            <w:tcW w:type="dxa" w:w="2160"/>
-          </w:tcPr>
-          <w:p>
-            <w:r>
-              <w:t>昊嘉网络有限公司</w:t>
-            </w:r>
-          </w:p>
-        </w:tc>
-        <w:tc>
-          <w:tcPr>
-            <w:tcW w:type="dxa" w:w="2160"/>
-          </w:tcPr>
-          <w:p>
-            <w:r>
-              <w:t>新能源</w:t>
-            </w:r>
-          </w:p>
-        </w:tc>
-        <w:tc>
-          <w:tcPr>
-            <w:tcW w:type="dxa" w:w="2160"/>
-          </w:tcPr>
-          <w:p>
-            <w:r>
-              <w:t>498亿</w:t>
-            </w:r>
-          </w:p>
-        </w:tc>
-        <w:tc>
-          <w:tcPr>
-            <w:tcW w:type="dxa" w:w="2160"/>
-          </w:tcPr>
-          <w:p>
-            <w:r>
-              <w:t>21%</w:t>
-            </w:r>
-          </w:p>
-        </w:tc>
-      </w:tr>
-      <w:tr>
-        <w:tc>
-          <w:tcPr>
-            <w:tcW w:type="dxa" w:w="2160"/>
-          </w:tcPr>
-          <w:p>
-            <w:r>
-              <w:t>创汇传媒有限公司</w:t>
-            </w:r>
-          </w:p>
-        </w:tc>
-        <w:tc>
-          <w:tcPr>
-            <w:tcW w:type="dxa" w:w="2160"/>
-          </w:tcPr>
-          <w:p>
-            <w:r>
-              <w:t>新能源</w:t>
-            </w:r>
-          </w:p>
-        </w:tc>
-        <w:tc>
-          <w:tcPr>
-            <w:tcW w:type="dxa" w:w="2160"/>
-          </w:tcPr>
-          <w:p>
-            <w:r>
-              <w:t>498亿</w:t>
-            </w:r>
-          </w:p>
-        </w:tc>
-        <w:tc>
-          <w:tcPr>
-            <w:tcW w:type="dxa" w:w="2160"/>
-          </w:tcPr>
-          <w:p>
-            <w:r>
-              <w:t>19%</w:t>
-            </w:r>
-          </w:p>
-        </w:tc>
-      </w:tr>
-      <w:tr>
-        <w:tc>
-          <w:tcPr>
-            <w:tcW w:type="dxa" w:w="2160"/>
-          </w:tcPr>
-          <w:p>
-            <w:r>
-              <w:t>南康网络有限公司</w:t>
-            </w:r>
-          </w:p>
-        </w:tc>
-        <w:tc>
-          <w:tcPr>
-            <w:tcW w:type="dxa" w:w="2160"/>
-          </w:tcPr>
-          <w:p>
-            <w:r>
-              <w:t>消费科技</w:t>
-            </w:r>
-          </w:p>
-        </w:tc>
-        <w:tc>
-          <w:tcPr>
-            <w:tcW w:type="dxa" w:w="2160"/>
-          </w:tcPr>
-          <w:p>
-            <w:r>
-              <w:t>345亿</w:t>
-            </w:r>
-          </w:p>
-        </w:tc>
-        <w:tc>
-          <w:tcPr>
-            <w:tcW w:type="dxa" w:w="2160"/>
-          </w:tcPr>
-          <w:p>
-            <w:r>
-              <w:t>24%</w:t>
-            </w:r>
-          </w:p>
-        </w:tc>
-      </w:tr>
-      <w:tr>
-        <w:tc>
-          <w:tcPr>
-            <w:tcW w:type="dxa" w:w="2160"/>
-          </w:tcPr>
-          <w:p>
-            <w:r>
-              <w:t>华远软件信息有限公司</w:t>
-            </w:r>
-          </w:p>
-        </w:tc>
-        <w:tc>
-          <w:tcPr>
-            <w:tcW w:type="dxa" w:w="2160"/>
-          </w:tcPr>
-          <w:p>
-            <w:r>
-              <w:t>半导体</w:t>
-            </w:r>
-          </w:p>
-        </w:tc>
-        <w:tc>
-          <w:tcPr>
-            <w:tcW w:type="dxa" w:w="2160"/>
-          </w:tcPr>
-          <w:p>
-            <w:r>
-              <w:t>445亿</w:t>
-            </w:r>
-          </w:p>
-        </w:tc>
-        <w:tc>
-          <w:tcPr>
-            <w:tcW w:type="dxa" w:w="2160"/>
-          </w:tcPr>
-          <w:p>
-            <w:r>
-              <w:t>8%</w:t>
-            </w:r>
-          </w:p>
-        </w:tc>
-      </w:tr>
-      <w:tr>
-        <w:tc>
-          <w:tcPr>
-            <w:tcW w:type="dxa" w:w="2160"/>
-          </w:tcPr>
-          <w:p>
-            <w:r>
-              <w:t>快讯网络有限公司</w:t>
-            </w:r>
-          </w:p>
-        </w:tc>
-        <w:tc>
-          <w:tcPr>
-            <w:tcW w:type="dxa" w:w="2160"/>
-          </w:tcPr>
-          <w:p>
-            <w:r>
-              <w:t>新能源</w:t>
-            </w:r>
-          </w:p>
-        </w:tc>
-        <w:tc>
-          <w:tcPr>
-            <w:tcW w:type="dxa" w:w="2160"/>
-          </w:tcPr>
-          <w:p>
-            <w:r>
-              <w:t>418亿</w:t>
-            </w:r>
-          </w:p>
-        </w:tc>
-        <w:tc>
-          <w:tcPr>
-            <w:tcW w:type="dxa" w:w="2160"/>
-          </w:tcPr>
-          <w:p>
-            <w:r>
-              <w:t>6%</w:t>
-            </w:r>
-          </w:p>
-        </w:tc>
-      </w:tr>
-      <w:tr>
-        <w:tc>
-          <w:tcPr>
-            <w:tcW w:type="dxa" w:w="2160"/>
-          </w:tcPr>
-          <w:p>
-            <w:r>
-              <w:t>天益科技有限公司</w:t>
-            </w:r>
-          </w:p>
-        </w:tc>
-        <w:tc>
-          <w:tcPr>
-            <w:tcW w:type="dxa" w:w="2160"/>
-          </w:tcPr>
-          <w:p>
-            <w:r>
-              <w:t>半导体</w:t>
-            </w:r>
-          </w:p>
-        </w:tc>
-        <w:tc>
-          <w:tcPr>
-            <w:tcW w:type="dxa" w:w="2160"/>
-          </w:tcPr>
-          <w:p>
-            <w:r>
-              <w:t>620亿</w:t>
-            </w:r>
-          </w:p>
-        </w:tc>
-        <w:tc>
-          <w:tcPr>
-            <w:tcW w:type="dxa" w:w="2160"/>
-          </w:tcPr>
-          <w:p>
-            <w:r>
-              <w:t>23%</w:t>
-            </w:r>
-          </w:p>
-        </w:tc>
-      </w:tr>
-      <w:tr>
-        <w:tc>
-          <w:tcPr>
-            <w:tcW w:type="dxa" w:w="2160"/>
-          </w:tcPr>
-          <w:p>
-            <w:r>
-              <w:t>飞利信科技有限公司</w:t>
-            </w:r>
-          </w:p>
-        </w:tc>
-        <w:tc>
-          <w:tcPr>
-            <w:tcW w:type="dxa" w:w="2160"/>
-          </w:tcPr>
-          <w:p>
-            <w:r>
-              <w:t>新能源</w:t>
-            </w:r>
-          </w:p>
-        </w:tc>
-        <w:tc>
-          <w:tcPr>
-            <w:tcW w:type="dxa" w:w="2160"/>
-          </w:tcPr>
-          <w:p>
-            <w:r>
-              <w:t>704亿</w:t>
-            </w:r>
-          </w:p>
-        </w:tc>
-        <w:tc>
-          <w:tcPr>
-            <w:tcW w:type="dxa" w:w="2160"/>
-          </w:tcPr>
-          <w:p>
-            <w:r>
-              <w:t>28%</w:t>
-            </w:r>
-          </w:p>
-        </w:tc>
-      </w:tr>
-      <w:tr>
-        <w:tc>
-          <w:tcPr>
-            <w:tcW w:type="dxa" w:w="2160"/>
-          </w:tcPr>
-          <w:p>
-            <w:r>
-              <w:t>浦华众城信息有限公司</w:t>
-            </w:r>
-          </w:p>
-        </w:tc>
-        <w:tc>
-          <w:tcPr>
-            <w:tcW w:type="dxa" w:w="2160"/>
-          </w:tcPr>
-          <w:p>
-            <w:r>
-              <w:t>云计算</w:t>
-            </w:r>
-          </w:p>
-        </w:tc>
-        <w:tc>
-          <w:tcPr>
-            <w:tcW w:type="dxa" w:w="2160"/>
-          </w:tcPr>
-          <w:p>
-            <w:r>
-              <w:t>443亿</w:t>
-            </w:r>
-          </w:p>
-        </w:tc>
-        <w:tc>
-          <w:tcPr>
-            <w:tcW w:type="dxa" w:w="2160"/>
-          </w:tcPr>
-          <w:p>
-            <w:r>
-              <w:t>20%</w:t>
-            </w:r>
-          </w:p>
-        </w:tc>
-      </w:tr>
-      <w:tr>
-        <w:tc>
-          <w:tcPr>
-            <w:tcW w:type="dxa" w:w="2160"/>
-          </w:tcPr>
-          <w:p>
-            <w:r>
-              <w:t>凌云网络有限公司</w:t>
-            </w:r>
-          </w:p>
-        </w:tc>
-        <w:tc>
-          <w:tcPr>
-            <w:tcW w:type="dxa" w:w="2160"/>
-          </w:tcPr>
-          <w:p>
-            <w:r>
-              <w:t>医疗科技</w:t>
-            </w:r>
-          </w:p>
-        </w:tc>
-        <w:tc>
-          <w:tcPr>
-            <w:tcW w:type="dxa" w:w="2160"/>
-          </w:tcPr>
-          <w:p>
-            <w:r>
-              <w:t>708亿</w:t>
-            </w:r>
-          </w:p>
-        </w:tc>
-        <w:tc>
-          <w:tcPr>
-            <w:tcW w:type="dxa" w:w="2160"/>
-          </w:tcPr>
-          <w:p>
-            <w:r>
-              <w:t>17%</w:t>
-            </w:r>
-          </w:p>
-        </w:tc>
-      </w:tr>
-      <w:tr>
-        <w:tc>
-          <w:tcPr>
-            <w:tcW w:type="dxa" w:w="2160"/>
-          </w:tcPr>
-          <w:p>
-            <w:r>
-              <w:t>万迅电脑网络有限公司</w:t>
-            </w:r>
-          </w:p>
-        </w:tc>
-        <w:tc>
-          <w:tcPr>
-            <w:tcW w:type="dxa" w:w="2160"/>
-          </w:tcPr>
-          <w:p>
-            <w:r>
-              <w:t>半导体</w:t>
-            </w:r>
-          </w:p>
-        </w:tc>
-        <w:tc>
-          <w:tcPr>
-            <w:tcW w:type="dxa" w:w="2160"/>
-          </w:tcPr>
-          <w:p>
-            <w:r>
-              <w:t>567亿</w:t>
-            </w:r>
-          </w:p>
-        </w:tc>
-        <w:tc>
-          <w:tcPr>
-            <w:tcW w:type="dxa" w:w="2160"/>
-          </w:tcPr>
-          <w:p>
-            <w:r>
-              <w:t>7%</w:t>
-            </w:r>
-          </w:p>
-        </w:tc>
-      </w:tr>
-      <w:tr>
-        <w:tc>
-          <w:tcPr>
-            <w:tcW w:type="dxa" w:w="2160"/>
-          </w:tcPr>
-          <w:p>
-            <w:r>
-              <w:t>东方峻景网络有限公司</w:t>
-            </w:r>
-          </w:p>
-        </w:tc>
-        <w:tc>
-          <w:tcPr>
-            <w:tcW w:type="dxa" w:w="2160"/>
-          </w:tcPr>
-          <w:p>
-            <w:r>
-              <w:t>机器人</w:t>
-            </w:r>
-          </w:p>
-        </w:tc>
-        <w:tc>
-          <w:tcPr>
-            <w:tcW w:type="dxa" w:w="2160"/>
-          </w:tcPr>
-          <w:p>
-            <w:r>
-              <w:t>455亿</w:t>
-            </w:r>
-          </w:p>
-        </w:tc>
-        <w:tc>
-          <w:tcPr>
-            <w:tcW w:type="dxa" w:w="2160"/>
-          </w:tcPr>
-          <w:p>
-            <w:r>
-              <w:t>11%</w:t>
-            </w:r>
-          </w:p>
-        </w:tc>
-      </w:tr>
-    </w:tbl>
-    <w:p>
-      <w:pPr>
-        <w:pStyle w:val="Heading1"/>
-      </w:pPr>
-      <w:r>
-        <w:t>行业分析 3</w:t>
-      </w:r>
-    </w:p>
-    <w:p>
-      <w:r>
-        <w:br/>
-        <w:t>华辰资本旗下的 HC AI Innovation Fund 在最近的资产配置会议中</w:t>
-        <w:br/>
-        <w:t>讨论了 医疗科技 行业的投资机会，并对 凌云网络有限公司</w:t>
-        <w:br/>
-        <w:t>进行了重点评估。</w:t>
-        <w:br/>
-      </w:r>
-    </w:p>
-    <w:p>
-      <w:r>
-        <w:br/>
-        <w:t>从产业链角度看，新能源 行业主要由上游设备厂商、</w:t>
-        <w:br/>
-        <w:t>中游平台企业以及下游应用厂商组成。</w:t>
-        <w:br/>
-        <w:t>东方峻景传媒有限公司 主要位于产业链的 中游 环节。</w:t>
-        <w:br/>
-      </w:r>
-    </w:p>
-    <w:p>
-      <w:r>
-        <w:br/>
-        <w:t>从产业链角度看，人工智能 行业主要由上游设备厂商、</w:t>
-        <w:br/>
-        <w:t>中游平台企业以及下游应用厂商组成。</w:t>
-        <w:br/>
-        <w:t>雨林木风计算机科技有限公司 主要位于产业链的 上游 环节。</w:t>
-        <w:br/>
-      </w:r>
-    </w:p>
-    <w:p>
-      <w:r>
-        <w:br/>
-        <w:t>从产业链角度看，云计算 行业主要由上游设备厂商、</w:t>
-        <w:br/>
-        <w:t>中游平台企业以及下游应用厂商组成。</w:t>
-        <w:br/>
-        <w:t>立信电子网络有限公司 主要位于产业链的 下游 环节。</w:t>
-        <w:br/>
-      </w:r>
-    </w:p>
-    <w:p>
-      <w:r>
-        <w:br/>
-        <w:t>根据内部财务模型测算，济南亿次元网络有限公司 在未来三年</w:t>
+        <w:t>根据内部财务模型测算，泰麒麟网络有限公司 在未来三年</w:t>
         <w:br/>
         <w:t>收入复合增长率预计可达到 25% 左右。</w:t>
         <w:br/>
@@ -1646,7 +3174,51 @@
     <w:p>
       <w:r>
         <w:br/>
-        <w:t>根据内部财务模型测算，浦华众城科技有限公司 在未来三年</w:t>
+        <w:t>根据内部财务模型测算，恩悌网络有限公司 在未来三年</w:t>
+        <w:br/>
+        <w:t>收入复合增长率预计可达到 27% 左右。</w:t>
+        <w:br/>
+        <w:t>该预测基于行业需求增长以及公司产能扩张计划。</w:t>
+        <w:br/>
+      </w:r>
+    </w:p>
+    <w:p>
+      <w:r>
+        <w:br/>
+        <w:t>华辰资本旗下的 HC Alpha Growth Fund 在最近的资产配置会议中</w:t>
+        <w:br/>
+        <w:t>讨论了 医疗科技 行业的投资机会，并对 华成育卓科技有限公司</w:t>
+        <w:br/>
+        <w:t>进行了重点评估。</w:t>
+        <w:br/>
+      </w:r>
+    </w:p>
+    <w:p>
+      <w:r>
+        <w:br/>
+        <w:t>华辰资本旗下的 HC AI Innovation Fund 在最近的资产配置会议中</w:t>
+        <w:br/>
+        <w:t>讨论了 机器人 行业的投资机会，并对 图龙信息传媒有限公司</w:t>
+        <w:br/>
+        <w:t>进行了重点评估。</w:t>
+        <w:br/>
+      </w:r>
+    </w:p>
+    <w:p>
+      <w:r>
+        <w:br/>
+        <w:t>根据内部财务模型测算，信诚致远网络有限公司 在未来三年</w:t>
+        <w:br/>
+        <w:t>收入复合增长率预计可达到 10% 左右。</w:t>
+        <w:br/>
+        <w:t>该预测基于行业需求增长以及公司产能扩张计划。</w:t>
+        <w:br/>
+      </w:r>
+    </w:p>
+    <w:p>
+      <w:r>
+        <w:br/>
+        <w:t>根据内部财务模型测算，巨奥传媒有限公司 在未来三年</w:t>
         <w:br/>
         <w:t>收入复合增长率预计可达到 23% 左右。</w:t>
         <w:br/>
@@ -1668,1575 +3240,9 @@
     <w:p>
       <w:r>
         <w:br/>
-        <w:t>华辰资本旗下的 HC AI Innovation Fund 在最近的资产配置会议中</w:t>
+        <w:t>根据内部财务模型测算，信诚致远科技有限公司 在未来三年</w:t>
         <w:br/>
-        <w:t>讨论了 云计算 行业的投资机会，并对 浦华众城信息有限公司</w:t>
-        <w:br/>
-        <w:t>进行了重点评估。</w:t>
-        <w:br/>
-      </w:r>
-    </w:p>
-    <w:tbl>
-      <w:tblPr>
-        <w:tblW w:type="auto" w:w="0"/>
-        <w:tblLook w:firstColumn="1" w:firstRow="1" w:lastColumn="0" w:lastRow="0" w:noHBand="0" w:noVBand="1" w:val="04A0"/>
-      </w:tblPr>
-      <w:tblGrid>
-        <w:gridCol w:w="2160"/>
-        <w:gridCol w:w="2160"/>
-        <w:gridCol w:w="2160"/>
-        <w:gridCol w:w="2160"/>
-      </w:tblGrid>
-      <w:tr>
-        <w:tc>
-          <w:tcPr>
-            <w:tcW w:type="dxa" w:w="2160"/>
-          </w:tcPr>
-          <w:p>
-            <w:r>
-              <w:t>公司</w:t>
-            </w:r>
-          </w:p>
-        </w:tc>
-        <w:tc>
-          <w:tcPr>
-            <w:tcW w:type="dxa" w:w="2160"/>
-          </w:tcPr>
-          <w:p>
-            <w:r>
-              <w:t>行业</w:t>
-            </w:r>
-          </w:p>
-        </w:tc>
-        <w:tc>
-          <w:tcPr>
-            <w:tcW w:type="dxa" w:w="2160"/>
-          </w:tcPr>
-          <w:p>
-            <w:r>
-              <w:t>市值</w:t>
-            </w:r>
-          </w:p>
-        </w:tc>
-        <w:tc>
-          <w:tcPr>
-            <w:tcW w:type="dxa" w:w="2160"/>
-          </w:tcPr>
-          <w:p>
-            <w:r>
-              <w:t>增长率</w:t>
-            </w:r>
-          </w:p>
-        </w:tc>
-      </w:tr>
-      <w:tr>
-        <w:tc>
-          <w:tcPr>
-            <w:tcW w:type="dxa" w:w="2160"/>
-          </w:tcPr>
-          <w:p>
-            <w:r>
-              <w:t>和泰科技有限公司</w:t>
-            </w:r>
-          </w:p>
-        </w:tc>
-        <w:tc>
-          <w:tcPr>
-            <w:tcW w:type="dxa" w:w="2160"/>
-          </w:tcPr>
-          <w:p>
-            <w:r>
-              <w:t>人工智能</w:t>
-            </w:r>
-          </w:p>
-        </w:tc>
-        <w:tc>
-          <w:tcPr>
-            <w:tcW w:type="dxa" w:w="2160"/>
-          </w:tcPr>
-          <w:p>
-            <w:r>
-              <w:t>123亿</w:t>
-            </w:r>
-          </w:p>
-        </w:tc>
-        <w:tc>
-          <w:tcPr>
-            <w:tcW w:type="dxa" w:w="2160"/>
-          </w:tcPr>
-          <w:p>
-            <w:r>
-              <w:t>21%</w:t>
-            </w:r>
-          </w:p>
-        </w:tc>
-      </w:tr>
-      <w:tr>
-        <w:tc>
-          <w:tcPr>
-            <w:tcW w:type="dxa" w:w="2160"/>
-          </w:tcPr>
-          <w:p>
-            <w:r>
-              <w:t>迪摩科技有限公司</w:t>
-            </w:r>
-          </w:p>
-        </w:tc>
-        <w:tc>
-          <w:tcPr>
-            <w:tcW w:type="dxa" w:w="2160"/>
-          </w:tcPr>
-          <w:p>
-            <w:r>
-              <w:t>人工智能</w:t>
-            </w:r>
-          </w:p>
-        </w:tc>
-        <w:tc>
-          <w:tcPr>
-            <w:tcW w:type="dxa" w:w="2160"/>
-          </w:tcPr>
-          <w:p>
-            <w:r>
-              <w:t>477亿</w:t>
-            </w:r>
-          </w:p>
-        </w:tc>
-        <w:tc>
-          <w:tcPr>
-            <w:tcW w:type="dxa" w:w="2160"/>
-          </w:tcPr>
-          <w:p>
-            <w:r>
-              <w:t>13%</w:t>
-            </w:r>
-          </w:p>
-        </w:tc>
-      </w:tr>
-      <w:tr>
-        <w:tc>
-          <w:tcPr>
-            <w:tcW w:type="dxa" w:w="2160"/>
-          </w:tcPr>
-          <w:p>
-            <w:r>
-              <w:t>万迅电脑网络有限公司</w:t>
-            </w:r>
-          </w:p>
-        </w:tc>
-        <w:tc>
-          <w:tcPr>
-            <w:tcW w:type="dxa" w:w="2160"/>
-          </w:tcPr>
-          <w:p>
-            <w:r>
-              <w:t>半导体</w:t>
-            </w:r>
-          </w:p>
-        </w:tc>
-        <w:tc>
-          <w:tcPr>
-            <w:tcW w:type="dxa" w:w="2160"/>
-          </w:tcPr>
-          <w:p>
-            <w:r>
-              <w:t>597亿</w:t>
-            </w:r>
-          </w:p>
-        </w:tc>
-        <w:tc>
-          <w:tcPr>
-            <w:tcW w:type="dxa" w:w="2160"/>
-          </w:tcPr>
-          <w:p>
-            <w:r>
-              <w:t>21%</w:t>
-            </w:r>
-          </w:p>
-        </w:tc>
-      </w:tr>
-      <w:tr>
-        <w:tc>
-          <w:tcPr>
-            <w:tcW w:type="dxa" w:w="2160"/>
-          </w:tcPr>
-          <w:p>
-            <w:r>
-              <w:t>雨林木风计算机网络有限公司</w:t>
-            </w:r>
-          </w:p>
-        </w:tc>
-        <w:tc>
-          <w:tcPr>
-            <w:tcW w:type="dxa" w:w="2160"/>
-          </w:tcPr>
-          <w:p>
-            <w:r>
-              <w:t>医疗科技</w:t>
-            </w:r>
-          </w:p>
-        </w:tc>
-        <w:tc>
-          <w:tcPr>
-            <w:tcW w:type="dxa" w:w="2160"/>
-          </w:tcPr>
-          <w:p>
-            <w:r>
-              <w:t>508亿</w:t>
-            </w:r>
-          </w:p>
-        </w:tc>
-        <w:tc>
-          <w:tcPr>
-            <w:tcW w:type="dxa" w:w="2160"/>
-          </w:tcPr>
-          <w:p>
-            <w:r>
-              <w:t>18%</w:t>
-            </w:r>
-          </w:p>
-        </w:tc>
-      </w:tr>
-      <w:tr>
-        <w:tc>
-          <w:tcPr>
-            <w:tcW w:type="dxa" w:w="2160"/>
-          </w:tcPr>
-          <w:p>
-            <w:r>
-              <w:t>南康网络有限公司</w:t>
-            </w:r>
-          </w:p>
-        </w:tc>
-        <w:tc>
-          <w:tcPr>
-            <w:tcW w:type="dxa" w:w="2160"/>
-          </w:tcPr>
-          <w:p>
-            <w:r>
-              <w:t>消费科技</w:t>
-            </w:r>
-          </w:p>
-        </w:tc>
-        <w:tc>
-          <w:tcPr>
-            <w:tcW w:type="dxa" w:w="2160"/>
-          </w:tcPr>
-          <w:p>
-            <w:r>
-              <w:t>721亿</w:t>
-            </w:r>
-          </w:p>
-        </w:tc>
-        <w:tc>
-          <w:tcPr>
-            <w:tcW w:type="dxa" w:w="2160"/>
-          </w:tcPr>
-          <w:p>
-            <w:r>
-              <w:t>29%</w:t>
-            </w:r>
-          </w:p>
-        </w:tc>
-      </w:tr>
-      <w:tr>
-        <w:tc>
-          <w:tcPr>
-            <w:tcW w:type="dxa" w:w="2160"/>
-          </w:tcPr>
-          <w:p>
-            <w:r>
-              <w:t>九方信息有限公司</w:t>
-            </w:r>
-          </w:p>
-        </w:tc>
-        <w:tc>
-          <w:tcPr>
-            <w:tcW w:type="dxa" w:w="2160"/>
-          </w:tcPr>
-          <w:p>
-            <w:r>
-              <w:t>新能源</w:t>
-            </w:r>
-          </w:p>
-        </w:tc>
-        <w:tc>
-          <w:tcPr>
-            <w:tcW w:type="dxa" w:w="2160"/>
-          </w:tcPr>
-          <w:p>
-            <w:r>
-              <w:t>547亿</w:t>
-            </w:r>
-          </w:p>
-        </w:tc>
-        <w:tc>
-          <w:tcPr>
-            <w:tcW w:type="dxa" w:w="2160"/>
-          </w:tcPr>
-          <w:p>
-            <w:r>
-              <w:t>20%</w:t>
-            </w:r>
-          </w:p>
-        </w:tc>
-      </w:tr>
-      <w:tr>
-        <w:tc>
-          <w:tcPr>
-            <w:tcW w:type="dxa" w:w="2160"/>
-          </w:tcPr>
-          <w:p>
-            <w:r>
-              <w:t>浦华众城科技有限公司</w:t>
-            </w:r>
-          </w:p>
-        </w:tc>
-        <w:tc>
-          <w:tcPr>
-            <w:tcW w:type="dxa" w:w="2160"/>
-          </w:tcPr>
-          <w:p>
-            <w:r>
-              <w:t>半导体</w:t>
-            </w:r>
-          </w:p>
-        </w:tc>
-        <w:tc>
-          <w:tcPr>
-            <w:tcW w:type="dxa" w:w="2160"/>
-          </w:tcPr>
-          <w:p>
-            <w:r>
-              <w:t>551亿</w:t>
-            </w:r>
-          </w:p>
-        </w:tc>
-        <w:tc>
-          <w:tcPr>
-            <w:tcW w:type="dxa" w:w="2160"/>
-          </w:tcPr>
-          <w:p>
-            <w:r>
-              <w:t>23%</w:t>
-            </w:r>
-          </w:p>
-        </w:tc>
-      </w:tr>
-      <w:tr>
-        <w:tc>
-          <w:tcPr>
-            <w:tcW w:type="dxa" w:w="2160"/>
-          </w:tcPr>
-          <w:p>
-            <w:r>
-              <w:t>迪摩科技有限公司</w:t>
-            </w:r>
-          </w:p>
-        </w:tc>
-        <w:tc>
-          <w:tcPr>
-            <w:tcW w:type="dxa" w:w="2160"/>
-          </w:tcPr>
-          <w:p>
-            <w:r>
-              <w:t>人工智能</w:t>
-            </w:r>
-          </w:p>
-        </w:tc>
-        <w:tc>
-          <w:tcPr>
-            <w:tcW w:type="dxa" w:w="2160"/>
-          </w:tcPr>
-          <w:p>
-            <w:r>
-              <w:t>781亿</w:t>
-            </w:r>
-          </w:p>
-        </w:tc>
-        <w:tc>
-          <w:tcPr>
-            <w:tcW w:type="dxa" w:w="2160"/>
-          </w:tcPr>
-          <w:p>
-            <w:r>
-              <w:t>26%</w:t>
-            </w:r>
-          </w:p>
-        </w:tc>
-      </w:tr>
-      <w:tr>
-        <w:tc>
-          <w:tcPr>
-            <w:tcW w:type="dxa" w:w="2160"/>
-          </w:tcPr>
-          <w:p>
-            <w:r>
-              <w:t>九方网络有限公司</w:t>
-            </w:r>
-          </w:p>
-        </w:tc>
-        <w:tc>
-          <w:tcPr>
-            <w:tcW w:type="dxa" w:w="2160"/>
-          </w:tcPr>
-          <w:p>
-            <w:r>
-              <w:t>新能源</w:t>
-            </w:r>
-          </w:p>
-        </w:tc>
-        <w:tc>
-          <w:tcPr>
-            <w:tcW w:type="dxa" w:w="2160"/>
-          </w:tcPr>
-          <w:p>
-            <w:r>
-              <w:t>290亿</w:t>
-            </w:r>
-          </w:p>
-        </w:tc>
-        <w:tc>
-          <w:tcPr>
-            <w:tcW w:type="dxa" w:w="2160"/>
-          </w:tcPr>
-          <w:p>
-            <w:r>
-              <w:t>30%</w:t>
-            </w:r>
-          </w:p>
-        </w:tc>
-      </w:tr>
-      <w:tr>
-        <w:tc>
-          <w:tcPr>
-            <w:tcW w:type="dxa" w:w="2160"/>
-          </w:tcPr>
-          <w:p>
-            <w:r>
-              <w:t>南康网络有限公司</w:t>
-            </w:r>
-          </w:p>
-        </w:tc>
-        <w:tc>
-          <w:tcPr>
-            <w:tcW w:type="dxa" w:w="2160"/>
-          </w:tcPr>
-          <w:p>
-            <w:r>
-              <w:t>消费科技</w:t>
-            </w:r>
-          </w:p>
-        </w:tc>
-        <w:tc>
-          <w:tcPr>
-            <w:tcW w:type="dxa" w:w="2160"/>
-          </w:tcPr>
-          <w:p>
-            <w:r>
-              <w:t>146亿</w:t>
-            </w:r>
-          </w:p>
-        </w:tc>
-        <w:tc>
-          <w:tcPr>
-            <w:tcW w:type="dxa" w:w="2160"/>
-          </w:tcPr>
-          <w:p>
-            <w:r>
-              <w:t>22%</w:t>
-            </w:r>
-          </w:p>
-        </w:tc>
-      </w:tr>
-      <w:tr>
-        <w:tc>
-          <w:tcPr>
-            <w:tcW w:type="dxa" w:w="2160"/>
-          </w:tcPr>
-          <w:p>
-            <w:r>
-              <w:t>艾提科信科技有限公司</w:t>
-            </w:r>
-          </w:p>
-        </w:tc>
-        <w:tc>
-          <w:tcPr>
-            <w:tcW w:type="dxa" w:w="2160"/>
-          </w:tcPr>
-          <w:p>
-            <w:r>
-              <w:t>机器人</w:t>
-            </w:r>
-          </w:p>
-        </w:tc>
-        <w:tc>
-          <w:tcPr>
-            <w:tcW w:type="dxa" w:w="2160"/>
-          </w:tcPr>
-          <w:p>
-            <w:r>
-              <w:t>295亿</w:t>
-            </w:r>
-          </w:p>
-        </w:tc>
-        <w:tc>
-          <w:tcPr>
-            <w:tcW w:type="dxa" w:w="2160"/>
-          </w:tcPr>
-          <w:p>
-            <w:r>
-              <w:t>25%</w:t>
-            </w:r>
-          </w:p>
-        </w:tc>
-      </w:tr>
-      <w:tr>
-        <w:tc>
-          <w:tcPr>
-            <w:tcW w:type="dxa" w:w="2160"/>
-          </w:tcPr>
-          <w:p>
-            <w:r>
-              <w:t>雨林木风计算机网络有限公司</w:t>
-            </w:r>
-          </w:p>
-        </w:tc>
-        <w:tc>
-          <w:tcPr>
-            <w:tcW w:type="dxa" w:w="2160"/>
-          </w:tcPr>
-          <w:p>
-            <w:r>
-              <w:t>医疗科技</w:t>
-            </w:r>
-          </w:p>
-        </w:tc>
-        <w:tc>
-          <w:tcPr>
-            <w:tcW w:type="dxa" w:w="2160"/>
-          </w:tcPr>
-          <w:p>
-            <w:r>
-              <w:t>779亿</w:t>
-            </w:r>
-          </w:p>
-        </w:tc>
-        <w:tc>
-          <w:tcPr>
-            <w:tcW w:type="dxa" w:w="2160"/>
-          </w:tcPr>
-          <w:p>
-            <w:r>
-              <w:t>20%</w:t>
-            </w:r>
-          </w:p>
-        </w:tc>
-      </w:tr>
-      <w:tr>
-        <w:tc>
-          <w:tcPr>
-            <w:tcW w:type="dxa" w:w="2160"/>
-          </w:tcPr>
-          <w:p>
-            <w:r>
-              <w:t>济南亿次元网络有限公司</w:t>
-            </w:r>
-          </w:p>
-        </w:tc>
-        <w:tc>
-          <w:tcPr>
-            <w:tcW w:type="dxa" w:w="2160"/>
-          </w:tcPr>
-          <w:p>
-            <w:r>
-              <w:t>机器人</w:t>
-            </w:r>
-          </w:p>
-        </w:tc>
-        <w:tc>
-          <w:tcPr>
-            <w:tcW w:type="dxa" w:w="2160"/>
-          </w:tcPr>
-          <w:p>
-            <w:r>
-              <w:t>350亿</w:t>
-            </w:r>
-          </w:p>
-        </w:tc>
-        <w:tc>
-          <w:tcPr>
-            <w:tcW w:type="dxa" w:w="2160"/>
-          </w:tcPr>
-          <w:p>
-            <w:r>
-              <w:t>23%</w:t>
-            </w:r>
-          </w:p>
-        </w:tc>
-      </w:tr>
-      <w:tr>
-        <w:tc>
-          <w:tcPr>
-            <w:tcW w:type="dxa" w:w="2160"/>
-          </w:tcPr>
-          <w:p>
-            <w:r>
-              <w:t>九方网络有限公司</w:t>
-            </w:r>
-          </w:p>
-        </w:tc>
-        <w:tc>
-          <w:tcPr>
-            <w:tcW w:type="dxa" w:w="2160"/>
-          </w:tcPr>
-          <w:p>
-            <w:r>
-              <w:t>新能源</w:t>
-            </w:r>
-          </w:p>
-        </w:tc>
-        <w:tc>
-          <w:tcPr>
-            <w:tcW w:type="dxa" w:w="2160"/>
-          </w:tcPr>
-          <w:p>
-            <w:r>
-              <w:t>119亿</w:t>
-            </w:r>
-          </w:p>
-        </w:tc>
-        <w:tc>
-          <w:tcPr>
-            <w:tcW w:type="dxa" w:w="2160"/>
-          </w:tcPr>
-          <w:p>
-            <w:r>
-              <w:t>19%</w:t>
-            </w:r>
-          </w:p>
-        </w:tc>
-      </w:tr>
-      <w:tr>
-        <w:tc>
-          <w:tcPr>
-            <w:tcW w:type="dxa" w:w="2160"/>
-          </w:tcPr>
-          <w:p>
-            <w:r>
-              <w:t>浦华众城信息有限公司</w:t>
-            </w:r>
-          </w:p>
-        </w:tc>
-        <w:tc>
-          <w:tcPr>
-            <w:tcW w:type="dxa" w:w="2160"/>
-          </w:tcPr>
-          <w:p>
-            <w:r>
-              <w:t>云计算</w:t>
-            </w:r>
-          </w:p>
-        </w:tc>
-        <w:tc>
-          <w:tcPr>
-            <w:tcW w:type="dxa" w:w="2160"/>
-          </w:tcPr>
-          <w:p>
-            <w:r>
-              <w:t>526亿</w:t>
-            </w:r>
-          </w:p>
-        </w:tc>
-        <w:tc>
-          <w:tcPr>
-            <w:tcW w:type="dxa" w:w="2160"/>
-          </w:tcPr>
-          <w:p>
-            <w:r>
-              <w:t>20%</w:t>
-            </w:r>
-          </w:p>
-        </w:tc>
-      </w:tr>
-    </w:tbl>
-    <w:p>
-      <w:pPr>
-        <w:pStyle w:val="Heading1"/>
-      </w:pPr>
-      <w:r>
-        <w:t>行业分析 4</w:t>
-      </w:r>
-    </w:p>
-    <w:p>
-      <w:r>
-        <w:br/>
-        <w:t>风险管理部认为，新能源 行业仍然面临若干</w:t>
-        <w:br/>
-        <w:t>不确定性因素，包括技术迭代风险、政策变化、</w:t>
-        <w:br/>
-        <w:t>以及市场竞争加剧等问题。</w:t>
-        <w:br/>
-      </w:r>
-    </w:p>
-    <w:p>
-      <w:r>
-        <w:br/>
-        <w:t>根据内部财务模型测算，天益信息有限公司 在未来三年</w:t>
-        <w:br/>
-        <w:t>收入复合增长率预计可达到 31% 左右。</w:t>
-        <w:br/>
-        <w:t>该预测基于行业需求增长以及公司产能扩张计划。</w:t>
-        <w:br/>
-      </w:r>
-    </w:p>
-    <w:p>
-      <w:r>
-        <w:br/>
-        <w:t>从产业链角度看，消费科技 行业主要由上游设备厂商、</w:t>
-        <w:br/>
-        <w:t>中游平台企业以及下游应用厂商组成。</w:t>
-        <w:br/>
-        <w:t>南康网络有限公司 主要位于产业链的 中游 环节。</w:t>
-        <w:br/>
-      </w:r>
-    </w:p>
-    <w:p>
-      <w:r>
-        <w:br/>
-        <w:t>根据内部财务模型测算，和泰传媒有限公司 在未来三年</w:t>
-        <w:br/>
-        <w:t>收入复合增长率预计可达到 18% 左右。</w:t>
-        <w:br/>
-        <w:t>该预测基于行业需求增长以及公司产能扩张计划。</w:t>
-        <w:br/>
-      </w:r>
-    </w:p>
-    <w:p>
-      <w:r>
-        <w:br/>
-        <w:t>精芯信息有限公司 是中国 消费科技 行业的重要企业之一。</w:t>
-        <w:br/>
-        <w:t>根据华辰资本 资产配置委员会 的研究，该公司成立于 2010 年，</w:t>
-        <w:br/>
-        <w:t>目前员工规模约 6207 人。公司近年来持续加大研发投入，</w:t>
-        <w:br/>
-        <w:t>在核心技术方面形成了较强的竞争壁垒。</w:t>
-        <w:br/>
-      </w:r>
-    </w:p>
-    <w:p>
-      <w:r>
-        <w:br/>
-        <w:t>华辰资本旗下的 HC Global Macro Fund 在最近的资产配置会议中</w:t>
-        <w:br/>
-        <w:t>讨论了 云计算 行业的投资机会，并对 国讯网络有限公司</w:t>
-        <w:br/>
-        <w:t>进行了重点评估。</w:t>
-        <w:br/>
-      </w:r>
-    </w:p>
-    <w:p>
-      <w:r>
-        <w:br/>
-        <w:t>国讯网络有限公司 是中国 云计算 行业的重要企业之一。</w:t>
-        <w:br/>
-        <w:t>根据华辰资本 风险管理部 的研究，该公司成立于 2016 年，</w:t>
-        <w:br/>
-        <w:t>目前员工规模约 6348 人。公司近年来持续加大研发投入，</w:t>
-        <w:br/>
-        <w:t>在核心技术方面形成了较强的竞争壁垒。</w:t>
-        <w:br/>
-      </w:r>
-    </w:p>
-    <w:p>
-      <w:r>
-        <w:br/>
-        <w:t>昊嘉网络有限公司 是中国 新能源 行业的重要企业之一。</w:t>
-        <w:br/>
-        <w:t>根据华辰资本 投资策略部 的研究，该公司成立于 2016 年，</w:t>
-        <w:br/>
-        <w:t>目前员工规模约 4510 人。公司近年来持续加大研发投入，</w:t>
-        <w:br/>
-        <w:t>在核心技术方面形成了较强的竞争壁垒。</w:t>
-        <w:br/>
-      </w:r>
-    </w:p>
-    <w:tbl>
-      <w:tblPr>
-        <w:tblW w:type="auto" w:w="0"/>
-        <w:tblLook w:firstColumn="1" w:firstRow="1" w:lastColumn="0" w:lastRow="0" w:noHBand="0" w:noVBand="1" w:val="04A0"/>
-      </w:tblPr>
-      <w:tblGrid>
-        <w:gridCol w:w="2160"/>
-        <w:gridCol w:w="2160"/>
-        <w:gridCol w:w="2160"/>
-        <w:gridCol w:w="2160"/>
-      </w:tblGrid>
-      <w:tr>
-        <w:tc>
-          <w:tcPr>
-            <w:tcW w:type="dxa" w:w="2160"/>
-          </w:tcPr>
-          <w:p>
-            <w:r>
-              <w:t>公司</w:t>
-            </w:r>
-          </w:p>
-        </w:tc>
-        <w:tc>
-          <w:tcPr>
-            <w:tcW w:type="dxa" w:w="2160"/>
-          </w:tcPr>
-          <w:p>
-            <w:r>
-              <w:t>行业</w:t>
-            </w:r>
-          </w:p>
-        </w:tc>
-        <w:tc>
-          <w:tcPr>
-            <w:tcW w:type="dxa" w:w="2160"/>
-          </w:tcPr>
-          <w:p>
-            <w:r>
-              <w:t>市值</w:t>
-            </w:r>
-          </w:p>
-        </w:tc>
-        <w:tc>
-          <w:tcPr>
-            <w:tcW w:type="dxa" w:w="2160"/>
-          </w:tcPr>
-          <w:p>
-            <w:r>
-              <w:t>增长率</w:t>
-            </w:r>
-          </w:p>
-        </w:tc>
-      </w:tr>
-      <w:tr>
-        <w:tc>
-          <w:tcPr>
-            <w:tcW w:type="dxa" w:w="2160"/>
-          </w:tcPr>
-          <w:p>
-            <w:r>
-              <w:t>国讯网络有限公司</w:t>
-            </w:r>
-          </w:p>
-        </w:tc>
-        <w:tc>
-          <w:tcPr>
-            <w:tcW w:type="dxa" w:w="2160"/>
-          </w:tcPr>
-          <w:p>
-            <w:r>
-              <w:t>云计算</w:t>
-            </w:r>
-          </w:p>
-        </w:tc>
-        <w:tc>
-          <w:tcPr>
-            <w:tcW w:type="dxa" w:w="2160"/>
-          </w:tcPr>
-          <w:p>
-            <w:r>
-              <w:t>411亿</w:t>
-            </w:r>
-          </w:p>
-        </w:tc>
-        <w:tc>
-          <w:tcPr>
-            <w:tcW w:type="dxa" w:w="2160"/>
-          </w:tcPr>
-          <w:p>
-            <w:r>
-              <w:t>20%</w:t>
-            </w:r>
-          </w:p>
-        </w:tc>
-      </w:tr>
-      <w:tr>
-        <w:tc>
-          <w:tcPr>
-            <w:tcW w:type="dxa" w:w="2160"/>
-          </w:tcPr>
-          <w:p>
-            <w:r>
-              <w:t>创联世纪科技有限公司</w:t>
-            </w:r>
-          </w:p>
-        </w:tc>
-        <w:tc>
-          <w:tcPr>
-            <w:tcW w:type="dxa" w:w="2160"/>
-          </w:tcPr>
-          <w:p>
-            <w:r>
-              <w:t>医疗科技</w:t>
-            </w:r>
-          </w:p>
-        </w:tc>
-        <w:tc>
-          <w:tcPr>
-            <w:tcW w:type="dxa" w:w="2160"/>
-          </w:tcPr>
-          <w:p>
-            <w:r>
-              <w:t>318亿</w:t>
-            </w:r>
-          </w:p>
-        </w:tc>
-        <w:tc>
-          <w:tcPr>
-            <w:tcW w:type="dxa" w:w="2160"/>
-          </w:tcPr>
-          <w:p>
-            <w:r>
-              <w:t>27%</w:t>
-            </w:r>
-          </w:p>
-        </w:tc>
-      </w:tr>
-      <w:tr>
-        <w:tc>
-          <w:tcPr>
-            <w:tcW w:type="dxa" w:w="2160"/>
-          </w:tcPr>
-          <w:p>
-            <w:r>
-              <w:t>鸿睿思博信息有限公司</w:t>
-            </w:r>
-          </w:p>
-        </w:tc>
-        <w:tc>
-          <w:tcPr>
-            <w:tcW w:type="dxa" w:w="2160"/>
-          </w:tcPr>
-          <w:p>
-            <w:r>
-              <w:t>半导体</w:t>
-            </w:r>
-          </w:p>
-        </w:tc>
-        <w:tc>
-          <w:tcPr>
-            <w:tcW w:type="dxa" w:w="2160"/>
-          </w:tcPr>
-          <w:p>
-            <w:r>
-              <w:t>328亿</w:t>
-            </w:r>
-          </w:p>
-        </w:tc>
-        <w:tc>
-          <w:tcPr>
-            <w:tcW w:type="dxa" w:w="2160"/>
-          </w:tcPr>
-          <w:p>
-            <w:r>
-              <w:t>15%</w:t>
-            </w:r>
-          </w:p>
-        </w:tc>
-      </w:tr>
-      <w:tr>
-        <w:tc>
-          <w:tcPr>
-            <w:tcW w:type="dxa" w:w="2160"/>
-          </w:tcPr>
-          <w:p>
-            <w:r>
-              <w:t>精芯信息有限公司</w:t>
-            </w:r>
-          </w:p>
-        </w:tc>
-        <w:tc>
-          <w:tcPr>
-            <w:tcW w:type="dxa" w:w="2160"/>
-          </w:tcPr>
-          <w:p>
-            <w:r>
-              <w:t>消费科技</w:t>
-            </w:r>
-          </w:p>
-        </w:tc>
-        <w:tc>
-          <w:tcPr>
-            <w:tcW w:type="dxa" w:w="2160"/>
-          </w:tcPr>
-          <w:p>
-            <w:r>
-              <w:t>737亿</w:t>
-            </w:r>
-          </w:p>
-        </w:tc>
-        <w:tc>
-          <w:tcPr>
-            <w:tcW w:type="dxa" w:w="2160"/>
-          </w:tcPr>
-          <w:p>
-            <w:r>
-              <w:t>23%</w:t>
-            </w:r>
-          </w:p>
-        </w:tc>
-      </w:tr>
-      <w:tr>
-        <w:tc>
-          <w:tcPr>
-            <w:tcW w:type="dxa" w:w="2160"/>
-          </w:tcPr>
-          <w:p>
-            <w:r>
-              <w:t>易动力科技有限公司</w:t>
-            </w:r>
-          </w:p>
-        </w:tc>
-        <w:tc>
-          <w:tcPr>
-            <w:tcW w:type="dxa" w:w="2160"/>
-          </w:tcPr>
-          <w:p>
-            <w:r>
-              <w:t>云计算</w:t>
-            </w:r>
-          </w:p>
-        </w:tc>
-        <w:tc>
-          <w:tcPr>
-            <w:tcW w:type="dxa" w:w="2160"/>
-          </w:tcPr>
-          <w:p>
-            <w:r>
-              <w:t>464亿</w:t>
-            </w:r>
-          </w:p>
-        </w:tc>
-        <w:tc>
-          <w:tcPr>
-            <w:tcW w:type="dxa" w:w="2160"/>
-          </w:tcPr>
-          <w:p>
-            <w:r>
-              <w:t>7%</w:t>
-            </w:r>
-          </w:p>
-        </w:tc>
-      </w:tr>
-      <w:tr>
-        <w:tc>
-          <w:tcPr>
-            <w:tcW w:type="dxa" w:w="2160"/>
-          </w:tcPr>
-          <w:p>
-            <w:r>
-              <w:t>天益科技有限公司</w:t>
-            </w:r>
-          </w:p>
-        </w:tc>
-        <w:tc>
-          <w:tcPr>
-            <w:tcW w:type="dxa" w:w="2160"/>
-          </w:tcPr>
-          <w:p>
-            <w:r>
-              <w:t>半导体</w:t>
-            </w:r>
-          </w:p>
-        </w:tc>
-        <w:tc>
-          <w:tcPr>
-            <w:tcW w:type="dxa" w:w="2160"/>
-          </w:tcPr>
-          <w:p>
-            <w:r>
-              <w:t>563亿</w:t>
-            </w:r>
-          </w:p>
-        </w:tc>
-        <w:tc>
-          <w:tcPr>
-            <w:tcW w:type="dxa" w:w="2160"/>
-          </w:tcPr>
-          <w:p>
-            <w:r>
-              <w:t>24%</w:t>
-            </w:r>
-          </w:p>
-        </w:tc>
-      </w:tr>
-      <w:tr>
-        <w:tc>
-          <w:tcPr>
-            <w:tcW w:type="dxa" w:w="2160"/>
-          </w:tcPr>
-          <w:p>
-            <w:r>
-              <w:t>浦华众城信息有限公司</w:t>
-            </w:r>
-          </w:p>
-        </w:tc>
-        <w:tc>
-          <w:tcPr>
-            <w:tcW w:type="dxa" w:w="2160"/>
-          </w:tcPr>
-          <w:p>
-            <w:r>
-              <w:t>云计算</w:t>
-            </w:r>
-          </w:p>
-        </w:tc>
-        <w:tc>
-          <w:tcPr>
-            <w:tcW w:type="dxa" w:w="2160"/>
-          </w:tcPr>
-          <w:p>
-            <w:r>
-              <w:t>146亿</w:t>
-            </w:r>
-          </w:p>
-        </w:tc>
-        <w:tc>
-          <w:tcPr>
-            <w:tcW w:type="dxa" w:w="2160"/>
-          </w:tcPr>
-          <w:p>
-            <w:r>
-              <w:t>7%</w:t>
-            </w:r>
-          </w:p>
-        </w:tc>
-      </w:tr>
-      <w:tr>
-        <w:tc>
-          <w:tcPr>
-            <w:tcW w:type="dxa" w:w="2160"/>
-          </w:tcPr>
-          <w:p>
-            <w:r>
-              <w:t>昂歌信息科技有限公司</w:t>
-            </w:r>
-          </w:p>
-        </w:tc>
-        <w:tc>
-          <w:tcPr>
-            <w:tcW w:type="dxa" w:w="2160"/>
-          </w:tcPr>
-          <w:p>
-            <w:r>
-              <w:t>消费科技</w:t>
-            </w:r>
-          </w:p>
-        </w:tc>
-        <w:tc>
-          <w:tcPr>
-            <w:tcW w:type="dxa" w:w="2160"/>
-          </w:tcPr>
-          <w:p>
-            <w:r>
-              <w:t>135亿</w:t>
-            </w:r>
-          </w:p>
-        </w:tc>
-        <w:tc>
-          <w:tcPr>
-            <w:tcW w:type="dxa" w:w="2160"/>
-          </w:tcPr>
-          <w:p>
-            <w:r>
-              <w:t>24%</w:t>
-            </w:r>
-          </w:p>
-        </w:tc>
-      </w:tr>
-      <w:tr>
-        <w:tc>
-          <w:tcPr>
-            <w:tcW w:type="dxa" w:w="2160"/>
-          </w:tcPr>
-          <w:p>
-            <w:r>
-              <w:t>济南亿次元网络有限公司</w:t>
-            </w:r>
-          </w:p>
-        </w:tc>
-        <w:tc>
-          <w:tcPr>
-            <w:tcW w:type="dxa" w:w="2160"/>
-          </w:tcPr>
-          <w:p>
-            <w:r>
-              <w:t>机器人</w:t>
-            </w:r>
-          </w:p>
-        </w:tc>
-        <w:tc>
-          <w:tcPr>
-            <w:tcW w:type="dxa" w:w="2160"/>
-          </w:tcPr>
-          <w:p>
-            <w:r>
-              <w:t>408亿</w:t>
-            </w:r>
-          </w:p>
-        </w:tc>
-        <w:tc>
-          <w:tcPr>
-            <w:tcW w:type="dxa" w:w="2160"/>
-          </w:tcPr>
-          <w:p>
-            <w:r>
-              <w:t>25%</w:t>
-            </w:r>
-          </w:p>
-        </w:tc>
-      </w:tr>
-      <w:tr>
-        <w:tc>
-          <w:tcPr>
-            <w:tcW w:type="dxa" w:w="2160"/>
-          </w:tcPr>
-          <w:p>
-            <w:r>
-              <w:t>雨林木风计算机科技有限公司</w:t>
-            </w:r>
-          </w:p>
-        </w:tc>
-        <w:tc>
-          <w:tcPr>
-            <w:tcW w:type="dxa" w:w="2160"/>
-          </w:tcPr>
-          <w:p>
-            <w:r>
-              <w:t>人工智能</w:t>
-            </w:r>
-          </w:p>
-        </w:tc>
-        <w:tc>
-          <w:tcPr>
-            <w:tcW w:type="dxa" w:w="2160"/>
-          </w:tcPr>
-          <w:p>
-            <w:r>
-              <w:t>536亿</w:t>
-            </w:r>
-          </w:p>
-        </w:tc>
-        <w:tc>
-          <w:tcPr>
-            <w:tcW w:type="dxa" w:w="2160"/>
-          </w:tcPr>
-          <w:p>
-            <w:r>
-              <w:t>28%</w:t>
-            </w:r>
-          </w:p>
-        </w:tc>
-      </w:tr>
-      <w:tr>
-        <w:tc>
-          <w:tcPr>
-            <w:tcW w:type="dxa" w:w="2160"/>
-          </w:tcPr>
-          <w:p>
-            <w:r>
-              <w:t>创亿网络有限公司</w:t>
-            </w:r>
-          </w:p>
-        </w:tc>
-        <w:tc>
-          <w:tcPr>
-            <w:tcW w:type="dxa" w:w="2160"/>
-          </w:tcPr>
-          <w:p>
-            <w:r>
-              <w:t>云计算</w:t>
-            </w:r>
-          </w:p>
-        </w:tc>
-        <w:tc>
-          <w:tcPr>
-            <w:tcW w:type="dxa" w:w="2160"/>
-          </w:tcPr>
-          <w:p>
-            <w:r>
-              <w:t>666亿</w:t>
-            </w:r>
-          </w:p>
-        </w:tc>
-        <w:tc>
-          <w:tcPr>
-            <w:tcW w:type="dxa" w:w="2160"/>
-          </w:tcPr>
-          <w:p>
-            <w:r>
-              <w:t>18%</w:t>
-            </w:r>
-          </w:p>
-        </w:tc>
-      </w:tr>
-      <w:tr>
-        <w:tc>
-          <w:tcPr>
-            <w:tcW w:type="dxa" w:w="2160"/>
-          </w:tcPr>
-          <w:p>
-            <w:r>
-              <w:t>华远软件信息有限公司</w:t>
-            </w:r>
-          </w:p>
-        </w:tc>
-        <w:tc>
-          <w:tcPr>
-            <w:tcW w:type="dxa" w:w="2160"/>
-          </w:tcPr>
-          <w:p>
-            <w:r>
-              <w:t>半导体</w:t>
-            </w:r>
-          </w:p>
-        </w:tc>
-        <w:tc>
-          <w:tcPr>
-            <w:tcW w:type="dxa" w:w="2160"/>
-          </w:tcPr>
-          <w:p>
-            <w:r>
-              <w:t>309亿</w:t>
-            </w:r>
-          </w:p>
-        </w:tc>
-        <w:tc>
-          <w:tcPr>
-            <w:tcW w:type="dxa" w:w="2160"/>
-          </w:tcPr>
-          <w:p>
-            <w:r>
-              <w:t>8%</w:t>
-            </w:r>
-          </w:p>
-        </w:tc>
-      </w:tr>
-      <w:tr>
-        <w:tc>
-          <w:tcPr>
-            <w:tcW w:type="dxa" w:w="2160"/>
-          </w:tcPr>
-          <w:p>
-            <w:r>
-              <w:t>浦华众城信息有限公司</w:t>
-            </w:r>
-          </w:p>
-        </w:tc>
-        <w:tc>
-          <w:tcPr>
-            <w:tcW w:type="dxa" w:w="2160"/>
-          </w:tcPr>
-          <w:p>
-            <w:r>
-              <w:t>云计算</w:t>
-            </w:r>
-          </w:p>
-        </w:tc>
-        <w:tc>
-          <w:tcPr>
-            <w:tcW w:type="dxa" w:w="2160"/>
-          </w:tcPr>
-          <w:p>
-            <w:r>
-              <w:t>588亿</w:t>
-            </w:r>
-          </w:p>
-        </w:tc>
-        <w:tc>
-          <w:tcPr>
-            <w:tcW w:type="dxa" w:w="2160"/>
-          </w:tcPr>
-          <w:p>
-            <w:r>
-              <w:t>20%</w:t>
-            </w:r>
-          </w:p>
-        </w:tc>
-      </w:tr>
-      <w:tr>
-        <w:tc>
-          <w:tcPr>
-            <w:tcW w:type="dxa" w:w="2160"/>
-          </w:tcPr>
-          <w:p>
-            <w:r>
-              <w:t>创汇传媒有限公司</w:t>
-            </w:r>
-          </w:p>
-        </w:tc>
-        <w:tc>
-          <w:tcPr>
-            <w:tcW w:type="dxa" w:w="2160"/>
-          </w:tcPr>
-          <w:p>
-            <w:r>
-              <w:t>新能源</w:t>
-            </w:r>
-          </w:p>
-        </w:tc>
-        <w:tc>
-          <w:tcPr>
-            <w:tcW w:type="dxa" w:w="2160"/>
-          </w:tcPr>
-          <w:p>
-            <w:r>
-              <w:t>429亿</w:t>
-            </w:r>
-          </w:p>
-        </w:tc>
-        <w:tc>
-          <w:tcPr>
-            <w:tcW w:type="dxa" w:w="2160"/>
-          </w:tcPr>
-          <w:p>
-            <w:r>
-              <w:t>19%</w:t>
-            </w:r>
-          </w:p>
-        </w:tc>
-      </w:tr>
-      <w:tr>
-        <w:tc>
-          <w:tcPr>
-            <w:tcW w:type="dxa" w:w="2160"/>
-          </w:tcPr>
-          <w:p>
-            <w:r>
-              <w:t>雨林木风计算机网络有限公司</w:t>
-            </w:r>
-          </w:p>
-        </w:tc>
-        <w:tc>
-          <w:tcPr>
-            <w:tcW w:type="dxa" w:w="2160"/>
-          </w:tcPr>
-          <w:p>
-            <w:r>
-              <w:t>医疗科技</w:t>
-            </w:r>
-          </w:p>
-        </w:tc>
-        <w:tc>
-          <w:tcPr>
-            <w:tcW w:type="dxa" w:w="2160"/>
-          </w:tcPr>
-          <w:p>
-            <w:r>
-              <w:t>672亿</w:t>
-            </w:r>
-          </w:p>
-        </w:tc>
-        <w:tc>
-          <w:tcPr>
-            <w:tcW w:type="dxa" w:w="2160"/>
-          </w:tcPr>
-          <w:p>
-            <w:r>
-              <w:t>25%</w:t>
-            </w:r>
-          </w:p>
-        </w:tc>
-      </w:tr>
-    </w:tbl>
-    <w:p>
-      <w:pPr>
-        <w:pStyle w:val="Heading1"/>
-      </w:pPr>
-      <w:r>
-        <w:t>行业分析 5</w:t>
-      </w:r>
-    </w:p>
-    <w:p>
-      <w:r>
-        <w:br/>
-        <w:t>风险管理部认为，新能源 行业仍然面临若干</w:t>
-        <w:br/>
-        <w:t>不确定性因素，包括技术迭代风险、政策变化、</w:t>
-        <w:br/>
-        <w:t>以及市场竞争加剧等问题。</w:t>
-        <w:br/>
-      </w:r>
-    </w:p>
-    <w:p>
-      <w:r>
-        <w:br/>
-        <w:t>从产业链角度看，云计算 行业主要由上游设备厂商、</w:t>
-        <w:br/>
-        <w:t>中游平台企业以及下游应用厂商组成。</w:t>
-        <w:br/>
-        <w:t>浦华众城信息有限公司 主要位于产业链的 中游 环节。</w:t>
-        <w:br/>
-      </w:r>
-    </w:p>
-    <w:p>
-      <w:r>
-        <w:br/>
-        <w:t>根据内部财务模型测算，鸿睿思博信息有限公司 在未来三年</w:t>
-        <w:br/>
-        <w:t>收入复合增长率预计可达到 12% 左右。</w:t>
-        <w:br/>
-        <w:t>该预测基于行业需求增长以及公司产能扩张计划。</w:t>
-        <w:br/>
-      </w:r>
-    </w:p>
-    <w:p>
-      <w:r>
-        <w:br/>
-        <w:t>根据内部财务模型测算，佳禾科技有限公司 在未来三年</w:t>
-        <w:br/>
-        <w:t>收入复合增长率预计可达到 14% 左右。</w:t>
-        <w:br/>
-        <w:t>该预测基于行业需求增长以及公司产能扩张计划。</w:t>
-        <w:br/>
-      </w:r>
-    </w:p>
-    <w:p>
-      <w:r>
-        <w:br/>
-        <w:t>华辰资本旗下的 HC Energy Transition Fund 在最近的资产配置会议中</w:t>
-        <w:br/>
-        <w:t>讨论了 机器人 行业的投资机会，并对 东方峻景网络有限公司</w:t>
-        <w:br/>
-        <w:t>进行了重点评估。</w:t>
-        <w:br/>
-      </w:r>
-    </w:p>
-    <w:p>
-      <w:r>
-        <w:br/>
-        <w:t>从产业链角度看，消费科技 行业主要由上游设备厂商、</w:t>
-        <w:br/>
-        <w:t>中游平台企业以及下游应用厂商组成。</w:t>
-        <w:br/>
-        <w:t>兰金电子网络有限公司 主要位于产业链的 中游 环节。</w:t>
-        <w:br/>
-      </w:r>
-    </w:p>
-    <w:p>
-      <w:r>
-        <w:br/>
-        <w:t>风险管理部认为，新能源 行业仍然面临若干</w:t>
-        <w:br/>
-        <w:t>不确定性因素，包括技术迭代风险、政策变化、</w:t>
-        <w:br/>
-        <w:t>以及市场竞争加剧等问题。</w:t>
-        <w:br/>
-      </w:r>
-    </w:p>
-    <w:p>
-      <w:r>
-        <w:br/>
-        <w:t>根据内部财务模型测算，创亿网络有限公司 在未来三年</w:t>
-        <w:br/>
-        <w:t>收入复合增长率预计可达到 35% 左右。</w:t>
+        <w:t>收入复合增长率预计可达到 17% 左右。</w:t>
         <w:br/>
         <w:t>该预测基于行业需求增长以及公司产能扩张计划。</w:t>
         <w:br/>
@@ -3302,37 +3308,37 @@
           </w:tcPr>
           <w:p>
             <w:r>
-              <w:t>浦华众城信息有限公司</w:t>
-            </w:r>
-          </w:p>
-        </w:tc>
-        <w:tc>
-          <w:tcPr>
-            <w:tcW w:type="dxa" w:w="2160"/>
-          </w:tcPr>
-          <w:p>
-            <w:r>
-              <w:t>云计算</w:t>
-            </w:r>
-          </w:p>
-        </w:tc>
-        <w:tc>
-          <w:tcPr>
-            <w:tcW w:type="dxa" w:w="2160"/>
-          </w:tcPr>
-          <w:p>
-            <w:r>
-              <w:t>142亿</w:t>
-            </w:r>
-          </w:p>
-        </w:tc>
-        <w:tc>
-          <w:tcPr>
-            <w:tcW w:type="dxa" w:w="2160"/>
-          </w:tcPr>
-          <w:p>
-            <w:r>
-              <w:t>21%</w:t>
+              <w:t>联软科技有限公司</w:t>
+            </w:r>
+          </w:p>
+        </w:tc>
+        <w:tc>
+          <w:tcPr>
+            <w:tcW w:type="dxa" w:w="2160"/>
+          </w:tcPr>
+          <w:p>
+            <w:r>
+              <w:t>消费科技</w:t>
+            </w:r>
+          </w:p>
+        </w:tc>
+        <w:tc>
+          <w:tcPr>
+            <w:tcW w:type="dxa" w:w="2160"/>
+          </w:tcPr>
+          <w:p>
+            <w:r>
+              <w:t>100亿</w:t>
+            </w:r>
+          </w:p>
+        </w:tc>
+        <w:tc>
+          <w:tcPr>
+            <w:tcW w:type="dxa" w:w="2160"/>
+          </w:tcPr>
+          <w:p>
+            <w:r>
+              <w:t>13%</w:t>
             </w:r>
           </w:p>
         </w:tc>
@@ -3344,37 +3350,37 @@
           </w:tcPr>
           <w:p>
             <w:r>
-              <w:t>创联世纪科技有限公司</w:t>
-            </w:r>
-          </w:p>
-        </w:tc>
-        <w:tc>
-          <w:tcPr>
-            <w:tcW w:type="dxa" w:w="2160"/>
-          </w:tcPr>
-          <w:p>
-            <w:r>
-              <w:t>医疗科技</w:t>
-            </w:r>
-          </w:p>
-        </w:tc>
-        <w:tc>
-          <w:tcPr>
-            <w:tcW w:type="dxa" w:w="2160"/>
-          </w:tcPr>
-          <w:p>
-            <w:r>
-              <w:t>762亿</w:t>
-            </w:r>
-          </w:p>
-        </w:tc>
-        <w:tc>
-          <w:tcPr>
-            <w:tcW w:type="dxa" w:w="2160"/>
-          </w:tcPr>
-          <w:p>
-            <w:r>
-              <w:t>23%</w:t>
+              <w:t>佳禾传媒有限公司</w:t>
+            </w:r>
+          </w:p>
+        </w:tc>
+        <w:tc>
+          <w:tcPr>
+            <w:tcW w:type="dxa" w:w="2160"/>
+          </w:tcPr>
+          <w:p>
+            <w:r>
+              <w:t>云计算</w:t>
+            </w:r>
+          </w:p>
+        </w:tc>
+        <w:tc>
+          <w:tcPr>
+            <w:tcW w:type="dxa" w:w="2160"/>
+          </w:tcPr>
+          <w:p>
+            <w:r>
+              <w:t>487亿</w:t>
+            </w:r>
+          </w:p>
+        </w:tc>
+        <w:tc>
+          <w:tcPr>
+            <w:tcW w:type="dxa" w:w="2160"/>
+          </w:tcPr>
+          <w:p>
+            <w:r>
+              <w:t>9%</w:t>
             </w:r>
           </w:p>
         </w:tc>
@@ -3386,37 +3392,37 @@
           </w:tcPr>
           <w:p>
             <w:r>
-              <w:t>天益科技有限公司</w:t>
-            </w:r>
-          </w:p>
-        </w:tc>
-        <w:tc>
-          <w:tcPr>
-            <w:tcW w:type="dxa" w:w="2160"/>
-          </w:tcPr>
-          <w:p>
-            <w:r>
-              <w:t>半导体</w:t>
-            </w:r>
-          </w:p>
-        </w:tc>
-        <w:tc>
-          <w:tcPr>
-            <w:tcW w:type="dxa" w:w="2160"/>
-          </w:tcPr>
-          <w:p>
-            <w:r>
-              <w:t>366亿</w:t>
-            </w:r>
-          </w:p>
-        </w:tc>
-        <w:tc>
-          <w:tcPr>
-            <w:tcW w:type="dxa" w:w="2160"/>
-          </w:tcPr>
-          <w:p>
-            <w:r>
-              <w:t>7%</w:t>
+              <w:t>联通时科传媒有限公司</w:t>
+            </w:r>
+          </w:p>
+        </w:tc>
+        <w:tc>
+          <w:tcPr>
+            <w:tcW w:type="dxa" w:w="2160"/>
+          </w:tcPr>
+          <w:p>
+            <w:r>
+              <w:t>消费科技</w:t>
+            </w:r>
+          </w:p>
+        </w:tc>
+        <w:tc>
+          <w:tcPr>
+            <w:tcW w:type="dxa" w:w="2160"/>
+          </w:tcPr>
+          <w:p>
+            <w:r>
+              <w:t>259亿</w:t>
+            </w:r>
+          </w:p>
+        </w:tc>
+        <w:tc>
+          <w:tcPr>
+            <w:tcW w:type="dxa" w:w="2160"/>
+          </w:tcPr>
+          <w:p>
+            <w:r>
+              <w:t>9%</w:t>
             </w:r>
           </w:p>
         </w:tc>
@@ -3428,37 +3434,37 @@
           </w:tcPr>
           <w:p>
             <w:r>
-              <w:t>东方峻景传媒有限公司</w:t>
-            </w:r>
-          </w:p>
-        </w:tc>
-        <w:tc>
-          <w:tcPr>
-            <w:tcW w:type="dxa" w:w="2160"/>
-          </w:tcPr>
-          <w:p>
-            <w:r>
-              <w:t>新能源</w:t>
-            </w:r>
-          </w:p>
-        </w:tc>
-        <w:tc>
-          <w:tcPr>
-            <w:tcW w:type="dxa" w:w="2160"/>
-          </w:tcPr>
-          <w:p>
-            <w:r>
-              <w:t>625亿</w:t>
-            </w:r>
-          </w:p>
-        </w:tc>
-        <w:tc>
-          <w:tcPr>
-            <w:tcW w:type="dxa" w:w="2160"/>
-          </w:tcPr>
-          <w:p>
-            <w:r>
-              <w:t>11%</w:t>
+              <w:t>中建创业科技有限公司</w:t>
+            </w:r>
+          </w:p>
+        </w:tc>
+        <w:tc>
+          <w:tcPr>
+            <w:tcW w:type="dxa" w:w="2160"/>
+          </w:tcPr>
+          <w:p>
+            <w:r>
+              <w:t>半导体</w:t>
+            </w:r>
+          </w:p>
+        </w:tc>
+        <w:tc>
+          <w:tcPr>
+            <w:tcW w:type="dxa" w:w="2160"/>
+          </w:tcPr>
+          <w:p>
+            <w:r>
+              <w:t>511亿</w:t>
+            </w:r>
+          </w:p>
+        </w:tc>
+        <w:tc>
+          <w:tcPr>
+            <w:tcW w:type="dxa" w:w="2160"/>
+          </w:tcPr>
+          <w:p>
+            <w:r>
+              <w:t>12%</w:t>
             </w:r>
           </w:p>
         </w:tc>
@@ -3470,37 +3476,37 @@
           </w:tcPr>
           <w:p>
             <w:r>
-              <w:t>富罳信息有限公司</w:t>
-            </w:r>
-          </w:p>
-        </w:tc>
-        <w:tc>
-          <w:tcPr>
-            <w:tcW w:type="dxa" w:w="2160"/>
-          </w:tcPr>
-          <w:p>
-            <w:r>
-              <w:t>医疗科技</w:t>
-            </w:r>
-          </w:p>
-        </w:tc>
-        <w:tc>
-          <w:tcPr>
-            <w:tcW w:type="dxa" w:w="2160"/>
-          </w:tcPr>
-          <w:p>
-            <w:r>
-              <w:t>121亿</w:t>
-            </w:r>
-          </w:p>
-        </w:tc>
-        <w:tc>
-          <w:tcPr>
-            <w:tcW w:type="dxa" w:w="2160"/>
-          </w:tcPr>
-          <w:p>
-            <w:r>
-              <w:t>19%</w:t>
+              <w:t>天开科技有限公司</w:t>
+            </w:r>
+          </w:p>
+        </w:tc>
+        <w:tc>
+          <w:tcPr>
+            <w:tcW w:type="dxa" w:w="2160"/>
+          </w:tcPr>
+          <w:p>
+            <w:r>
+              <w:t>消费科技</w:t>
+            </w:r>
+          </w:p>
+        </w:tc>
+        <w:tc>
+          <w:tcPr>
+            <w:tcW w:type="dxa" w:w="2160"/>
+          </w:tcPr>
+          <w:p>
+            <w:r>
+              <w:t>349亿</w:t>
+            </w:r>
+          </w:p>
+        </w:tc>
+        <w:tc>
+          <w:tcPr>
+            <w:tcW w:type="dxa" w:w="2160"/>
+          </w:tcPr>
+          <w:p>
+            <w:r>
+              <w:t>24%</w:t>
             </w:r>
           </w:p>
         </w:tc>
@@ -3512,37 +3518,37 @@
           </w:tcPr>
           <w:p>
             <w:r>
-              <w:t>创亿信息有限公司</w:t>
-            </w:r>
-          </w:p>
-        </w:tc>
-        <w:tc>
-          <w:tcPr>
-            <w:tcW w:type="dxa" w:w="2160"/>
-          </w:tcPr>
-          <w:p>
-            <w:r>
-              <w:t>医疗科技</w:t>
-            </w:r>
-          </w:p>
-        </w:tc>
-        <w:tc>
-          <w:tcPr>
-            <w:tcW w:type="dxa" w:w="2160"/>
-          </w:tcPr>
-          <w:p>
-            <w:r>
-              <w:t>481亿</w:t>
-            </w:r>
-          </w:p>
-        </w:tc>
-        <w:tc>
-          <w:tcPr>
-            <w:tcW w:type="dxa" w:w="2160"/>
-          </w:tcPr>
-          <w:p>
-            <w:r>
-              <w:t>7%</w:t>
+              <w:t>信诚致远科技有限公司</w:t>
+            </w:r>
+          </w:p>
+        </w:tc>
+        <w:tc>
+          <w:tcPr>
+            <w:tcW w:type="dxa" w:w="2160"/>
+          </w:tcPr>
+          <w:p>
+            <w:r>
+              <w:t>云计算</w:t>
+            </w:r>
+          </w:p>
+        </w:tc>
+        <w:tc>
+          <w:tcPr>
+            <w:tcW w:type="dxa" w:w="2160"/>
+          </w:tcPr>
+          <w:p>
+            <w:r>
+              <w:t>172亿</w:t>
+            </w:r>
+          </w:p>
+        </w:tc>
+        <w:tc>
+          <w:tcPr>
+            <w:tcW w:type="dxa" w:w="2160"/>
+          </w:tcPr>
+          <w:p>
+            <w:r>
+              <w:t>29%</w:t>
             </w:r>
           </w:p>
         </w:tc>
@@ -3554,37 +3560,37 @@
           </w:tcPr>
           <w:p>
             <w:r>
-              <w:t>万迅电脑网络有限公司</w:t>
-            </w:r>
-          </w:p>
-        </w:tc>
-        <w:tc>
-          <w:tcPr>
-            <w:tcW w:type="dxa" w:w="2160"/>
-          </w:tcPr>
-          <w:p>
-            <w:r>
-              <w:t>半导体</w:t>
-            </w:r>
-          </w:p>
-        </w:tc>
-        <w:tc>
-          <w:tcPr>
-            <w:tcW w:type="dxa" w:w="2160"/>
-          </w:tcPr>
-          <w:p>
-            <w:r>
-              <w:t>235亿</w:t>
-            </w:r>
-          </w:p>
-        </w:tc>
-        <w:tc>
-          <w:tcPr>
-            <w:tcW w:type="dxa" w:w="2160"/>
-          </w:tcPr>
-          <w:p>
-            <w:r>
-              <w:t>23%</w:t>
+              <w:t>戴硕电子网络有限公司</w:t>
+            </w:r>
+          </w:p>
+        </w:tc>
+        <w:tc>
+          <w:tcPr>
+            <w:tcW w:type="dxa" w:w="2160"/>
+          </w:tcPr>
+          <w:p>
+            <w:r>
+              <w:t>新能源</w:t>
+            </w:r>
+          </w:p>
+        </w:tc>
+        <w:tc>
+          <w:tcPr>
+            <w:tcW w:type="dxa" w:w="2160"/>
+          </w:tcPr>
+          <w:p>
+            <w:r>
+              <w:t>295亿</w:t>
+            </w:r>
+          </w:p>
+        </w:tc>
+        <w:tc>
+          <w:tcPr>
+            <w:tcW w:type="dxa" w:w="2160"/>
+          </w:tcPr>
+          <w:p>
+            <w:r>
+              <w:t>26%</w:t>
             </w:r>
           </w:p>
         </w:tc>
@@ -3596,37 +3602,37 @@
           </w:tcPr>
           <w:p>
             <w:r>
-              <w:t>东方峻景传媒有限公司</w:t>
-            </w:r>
-          </w:p>
-        </w:tc>
-        <w:tc>
-          <w:tcPr>
-            <w:tcW w:type="dxa" w:w="2160"/>
-          </w:tcPr>
-          <w:p>
-            <w:r>
-              <w:t>新能源</w:t>
-            </w:r>
-          </w:p>
-        </w:tc>
-        <w:tc>
-          <w:tcPr>
-            <w:tcW w:type="dxa" w:w="2160"/>
-          </w:tcPr>
-          <w:p>
-            <w:r>
-              <w:t>506亿</w:t>
-            </w:r>
-          </w:p>
-        </w:tc>
-        <w:tc>
-          <w:tcPr>
-            <w:tcW w:type="dxa" w:w="2160"/>
-          </w:tcPr>
-          <w:p>
-            <w:r>
-              <w:t>6%</w:t>
+              <w:t>惠派国际公司科技有限公司</w:t>
+            </w:r>
+          </w:p>
+        </w:tc>
+        <w:tc>
+          <w:tcPr>
+            <w:tcW w:type="dxa" w:w="2160"/>
+          </w:tcPr>
+          <w:p>
+            <w:r>
+              <w:t>人工智能</w:t>
+            </w:r>
+          </w:p>
+        </w:tc>
+        <w:tc>
+          <w:tcPr>
+            <w:tcW w:type="dxa" w:w="2160"/>
+          </w:tcPr>
+          <w:p>
+            <w:r>
+              <w:t>605亿</w:t>
+            </w:r>
+          </w:p>
+        </w:tc>
+        <w:tc>
+          <w:tcPr>
+            <w:tcW w:type="dxa" w:w="2160"/>
+          </w:tcPr>
+          <w:p>
+            <w:r>
+              <w:t>30%</w:t>
             </w:r>
           </w:p>
         </w:tc>
@@ -3638,7 +3644,7 @@
           </w:tcPr>
           <w:p>
             <w:r>
-              <w:t>易动力科技有限公司</w:t>
+              <w:t>良诺科技有限公司</w:t>
             </w:r>
           </w:p>
         </w:tc>
@@ -3658,17 +3664,17 @@
           </w:tcPr>
           <w:p>
             <w:r>
-              <w:t>130亿</w:t>
-            </w:r>
-          </w:p>
-        </w:tc>
-        <w:tc>
-          <w:tcPr>
-            <w:tcW w:type="dxa" w:w="2160"/>
-          </w:tcPr>
-          <w:p>
-            <w:r>
-              <w:t>11%</w:t>
+              <w:t>112亿</w:t>
+            </w:r>
+          </w:p>
+        </w:tc>
+        <w:tc>
+          <w:tcPr>
+            <w:tcW w:type="dxa" w:w="2160"/>
+          </w:tcPr>
+          <w:p>
+            <w:r>
+              <w:t>5%</w:t>
             </w:r>
           </w:p>
         </w:tc>
@@ -3680,37 +3686,37 @@
           </w:tcPr>
           <w:p>
             <w:r>
-              <w:t>昂歌信息科技有限公司</w:t>
-            </w:r>
-          </w:p>
-        </w:tc>
-        <w:tc>
-          <w:tcPr>
-            <w:tcW w:type="dxa" w:w="2160"/>
-          </w:tcPr>
-          <w:p>
-            <w:r>
-              <w:t>消费科技</w:t>
-            </w:r>
-          </w:p>
-        </w:tc>
-        <w:tc>
-          <w:tcPr>
-            <w:tcW w:type="dxa" w:w="2160"/>
-          </w:tcPr>
-          <w:p>
-            <w:r>
-              <w:t>651亿</w:t>
-            </w:r>
-          </w:p>
-        </w:tc>
-        <w:tc>
-          <w:tcPr>
-            <w:tcW w:type="dxa" w:w="2160"/>
-          </w:tcPr>
-          <w:p>
-            <w:r>
-              <w:t>8%</w:t>
+              <w:t>毕博诚信息有限公司</w:t>
+            </w:r>
+          </w:p>
+        </w:tc>
+        <w:tc>
+          <w:tcPr>
+            <w:tcW w:type="dxa" w:w="2160"/>
+          </w:tcPr>
+          <w:p>
+            <w:r>
+              <w:t>机器人</w:t>
+            </w:r>
+          </w:p>
+        </w:tc>
+        <w:tc>
+          <w:tcPr>
+            <w:tcW w:type="dxa" w:w="2160"/>
+          </w:tcPr>
+          <w:p>
+            <w:r>
+              <w:t>719亿</w:t>
+            </w:r>
+          </w:p>
+        </w:tc>
+        <w:tc>
+          <w:tcPr>
+            <w:tcW w:type="dxa" w:w="2160"/>
+          </w:tcPr>
+          <w:p>
+            <w:r>
+              <w:t>15%</w:t>
             </w:r>
           </w:p>
         </w:tc>
@@ -3722,37 +3728,37 @@
           </w:tcPr>
           <w:p>
             <w:r>
-              <w:t>新宇龙信息传媒有限公司</w:t>
-            </w:r>
-          </w:p>
-        </w:tc>
-        <w:tc>
-          <w:tcPr>
-            <w:tcW w:type="dxa" w:w="2160"/>
-          </w:tcPr>
-          <w:p>
-            <w:r>
-              <w:t>机器人</w:t>
-            </w:r>
-          </w:p>
-        </w:tc>
-        <w:tc>
-          <w:tcPr>
-            <w:tcW w:type="dxa" w:w="2160"/>
-          </w:tcPr>
-          <w:p>
-            <w:r>
-              <w:t>488亿</w:t>
-            </w:r>
-          </w:p>
-        </w:tc>
-        <w:tc>
-          <w:tcPr>
-            <w:tcW w:type="dxa" w:w="2160"/>
-          </w:tcPr>
-          <w:p>
-            <w:r>
-              <w:t>8%</w:t>
+              <w:t>信诚致远网络有限公司</w:t>
+            </w:r>
+          </w:p>
+        </w:tc>
+        <w:tc>
+          <w:tcPr>
+            <w:tcW w:type="dxa" w:w="2160"/>
+          </w:tcPr>
+          <w:p>
+            <w:r>
+              <w:t>半导体</w:t>
+            </w:r>
+          </w:p>
+        </w:tc>
+        <w:tc>
+          <w:tcPr>
+            <w:tcW w:type="dxa" w:w="2160"/>
+          </w:tcPr>
+          <w:p>
+            <w:r>
+              <w:t>464亿</w:t>
+            </w:r>
+          </w:p>
+        </w:tc>
+        <w:tc>
+          <w:tcPr>
+            <w:tcW w:type="dxa" w:w="2160"/>
+          </w:tcPr>
+          <w:p>
+            <w:r>
+              <w:t>14%</w:t>
             </w:r>
           </w:p>
         </w:tc>
@@ -3764,37 +3770,37 @@
           </w:tcPr>
           <w:p>
             <w:r>
-              <w:t>立信电子网络有限公司</w:t>
-            </w:r>
-          </w:p>
-        </w:tc>
-        <w:tc>
-          <w:tcPr>
-            <w:tcW w:type="dxa" w:w="2160"/>
-          </w:tcPr>
-          <w:p>
-            <w:r>
-              <w:t>云计算</w:t>
-            </w:r>
-          </w:p>
-        </w:tc>
-        <w:tc>
-          <w:tcPr>
-            <w:tcW w:type="dxa" w:w="2160"/>
-          </w:tcPr>
-          <w:p>
-            <w:r>
-              <w:t>234亿</w:t>
-            </w:r>
-          </w:p>
-        </w:tc>
-        <w:tc>
-          <w:tcPr>
-            <w:tcW w:type="dxa" w:w="2160"/>
-          </w:tcPr>
-          <w:p>
-            <w:r>
-              <w:t>6%</w:t>
+              <w:t>中建创业科技有限公司</w:t>
+            </w:r>
+          </w:p>
+        </w:tc>
+        <w:tc>
+          <w:tcPr>
+            <w:tcW w:type="dxa" w:w="2160"/>
+          </w:tcPr>
+          <w:p>
+            <w:r>
+              <w:t>半导体</w:t>
+            </w:r>
+          </w:p>
+        </w:tc>
+        <w:tc>
+          <w:tcPr>
+            <w:tcW w:type="dxa" w:w="2160"/>
+          </w:tcPr>
+          <w:p>
+            <w:r>
+              <w:t>364亿</w:t>
+            </w:r>
+          </w:p>
+        </w:tc>
+        <w:tc>
+          <w:tcPr>
+            <w:tcW w:type="dxa" w:w="2160"/>
+          </w:tcPr>
+          <w:p>
+            <w:r>
+              <w:t>13%</w:t>
             </w:r>
           </w:p>
         </w:tc>
@@ -3806,37 +3812,37 @@
           </w:tcPr>
           <w:p>
             <w:r>
-              <w:t>和泰传媒有限公司</w:t>
-            </w:r>
-          </w:p>
-        </w:tc>
-        <w:tc>
-          <w:tcPr>
-            <w:tcW w:type="dxa" w:w="2160"/>
-          </w:tcPr>
-          <w:p>
-            <w:r>
-              <w:t>消费科技</w:t>
-            </w:r>
-          </w:p>
-        </w:tc>
-        <w:tc>
-          <w:tcPr>
-            <w:tcW w:type="dxa" w:w="2160"/>
-          </w:tcPr>
-          <w:p>
-            <w:r>
-              <w:t>682亿</w:t>
-            </w:r>
-          </w:p>
-        </w:tc>
-        <w:tc>
-          <w:tcPr>
-            <w:tcW w:type="dxa" w:w="2160"/>
-          </w:tcPr>
-          <w:p>
-            <w:r>
-              <w:t>17%</w:t>
+              <w:t>明腾传媒有限公司</w:t>
+            </w:r>
+          </w:p>
+        </w:tc>
+        <w:tc>
+          <w:tcPr>
+            <w:tcW w:type="dxa" w:w="2160"/>
+          </w:tcPr>
+          <w:p>
+            <w:r>
+              <w:t>人工智能</w:t>
+            </w:r>
+          </w:p>
+        </w:tc>
+        <w:tc>
+          <w:tcPr>
+            <w:tcW w:type="dxa" w:w="2160"/>
+          </w:tcPr>
+          <w:p>
+            <w:r>
+              <w:t>641亿</w:t>
+            </w:r>
+          </w:p>
+        </w:tc>
+        <w:tc>
+          <w:tcPr>
+            <w:tcW w:type="dxa" w:w="2160"/>
+          </w:tcPr>
+          <w:p>
+            <w:r>
+              <w:t>10%</w:t>
             </w:r>
           </w:p>
         </w:tc>
@@ -3848,37 +3854,37 @@
           </w:tcPr>
           <w:p>
             <w:r>
-              <w:t>雨林木风计算机科技有限公司</w:t>
-            </w:r>
-          </w:p>
-        </w:tc>
-        <w:tc>
-          <w:tcPr>
-            <w:tcW w:type="dxa" w:w="2160"/>
-          </w:tcPr>
-          <w:p>
-            <w:r>
-              <w:t>人工智能</w:t>
-            </w:r>
-          </w:p>
-        </w:tc>
-        <w:tc>
-          <w:tcPr>
-            <w:tcW w:type="dxa" w:w="2160"/>
-          </w:tcPr>
-          <w:p>
-            <w:r>
-              <w:t>233亿</w:t>
-            </w:r>
-          </w:p>
-        </w:tc>
-        <w:tc>
-          <w:tcPr>
-            <w:tcW w:type="dxa" w:w="2160"/>
-          </w:tcPr>
-          <w:p>
-            <w:r>
-              <w:t>21%</w:t>
+              <w:t>鑫博腾飞信息有限公司</w:t>
+            </w:r>
+          </w:p>
+        </w:tc>
+        <w:tc>
+          <w:tcPr>
+            <w:tcW w:type="dxa" w:w="2160"/>
+          </w:tcPr>
+          <w:p>
+            <w:r>
+              <w:t>消费科技</w:t>
+            </w:r>
+          </w:p>
+        </w:tc>
+        <w:tc>
+          <w:tcPr>
+            <w:tcW w:type="dxa" w:w="2160"/>
+          </w:tcPr>
+          <w:p>
+            <w:r>
+              <w:t>590亿</w:t>
+            </w:r>
+          </w:p>
+        </w:tc>
+        <w:tc>
+          <w:tcPr>
+            <w:tcW w:type="dxa" w:w="2160"/>
+          </w:tcPr>
+          <w:p>
+            <w:r>
+              <w:t>17%</w:t>
             </w:r>
           </w:p>
         </w:tc>
@@ -3890,37 +3896,37 @@
           </w:tcPr>
           <w:p>
             <w:r>
-              <w:t>富罳信息有限公司</w:t>
-            </w:r>
-          </w:p>
-        </w:tc>
-        <w:tc>
-          <w:tcPr>
-            <w:tcW w:type="dxa" w:w="2160"/>
-          </w:tcPr>
-          <w:p>
-            <w:r>
-              <w:t>医疗科技</w:t>
-            </w:r>
-          </w:p>
-        </w:tc>
-        <w:tc>
-          <w:tcPr>
-            <w:tcW w:type="dxa" w:w="2160"/>
-          </w:tcPr>
-          <w:p>
-            <w:r>
-              <w:t>549亿</w:t>
-            </w:r>
-          </w:p>
-        </w:tc>
-        <w:tc>
-          <w:tcPr>
-            <w:tcW w:type="dxa" w:w="2160"/>
-          </w:tcPr>
-          <w:p>
-            <w:r>
-              <w:t>13%</w:t>
+              <w:t>良诺科技有限公司</w:t>
+            </w:r>
+          </w:p>
+        </w:tc>
+        <w:tc>
+          <w:tcPr>
+            <w:tcW w:type="dxa" w:w="2160"/>
+          </w:tcPr>
+          <w:p>
+            <w:r>
+              <w:t>云计算</w:t>
+            </w:r>
+          </w:p>
+        </w:tc>
+        <w:tc>
+          <w:tcPr>
+            <w:tcW w:type="dxa" w:w="2160"/>
+          </w:tcPr>
+          <w:p>
+            <w:r>
+              <w:t>791亿</w:t>
+            </w:r>
+          </w:p>
+        </w:tc>
+        <w:tc>
+          <w:tcPr>
+            <w:tcW w:type="dxa" w:w="2160"/>
+          </w:tcPr>
+          <w:p>
+            <w:r>
+              <w:t>8%</w:t>
             </w:r>
           </w:p>
         </w:tc>
